--- a/evidences/IT-Notfallplan-M365-SharePoint.docx
+++ b/evidences/IT-Notfallplan-M365-SharePoint.docx
@@ -30,8 +30,14 @@
     <w:p>
       <w:pPr>
         <w:pStyle w:val="Titel"/>
-      </w:pPr>
-      <w:r>
+        <w:rPr>
+          <w:lang w:val="en-US"/>
+        </w:rPr>
+      </w:pPr>
+      <w:r>
+        <w:rPr>
+          <w:lang w:val="en-US"/>
+        </w:rPr>
         <w:t>IT-Notfallplan: M365 SharePoint &amp; OneDrive</w:t>
       </w:r>
     </w:p>
@@ -40,12 +46,14 @@
         <w:rPr>
           <w:sz w:val="28"/>
           <w:szCs w:val="28"/>
+          <w:lang w:val="en-US"/>
         </w:rPr>
       </w:pPr>
       <w:r>
         <w:rPr>
           <w:sz w:val="28"/>
           <w:szCs w:val="28"/>
+          <w:lang w:val="en-US"/>
         </w:rPr>
         <w:t>Version:</w:t>
       </w:r>
@@ -53,6 +61,7 @@
         <w:rPr>
           <w:sz w:val="28"/>
           <w:szCs w:val="28"/>
+          <w:lang w:val="en-US"/>
         </w:rPr>
         <w:tab/>
       </w:r>
@@ -60,22 +69,23 @@
         <w:rPr>
           <w:sz w:val="28"/>
           <w:szCs w:val="28"/>
+          <w:lang w:val="en-US"/>
         </w:rPr>
         <w:t>&lt;</w:t>
       </w:r>
-      <w:proofErr w:type="spellStart"/>
       <w:r>
         <w:rPr>
           <w:sz w:val="28"/>
           <w:szCs w:val="28"/>
+          <w:lang w:val="en-US"/>
         </w:rPr>
         <w:t>x.x</w:t>
       </w:r>
-      <w:proofErr w:type="spellEnd"/>
       <w:r>
         <w:rPr>
           <w:sz w:val="28"/>
           <w:szCs w:val="28"/>
+          <w:lang w:val="en-US"/>
         </w:rPr>
         <w:t>&gt;</w:t>
       </w:r>
@@ -495,7 +505,7 @@
           <w:r>
             <w:fldChar w:fldCharType="separate"/>
           </w:r>
-          <w:hyperlink w:anchor="_Toc232344651" w:history="1">
+          <w:hyperlink w:anchor="_Toc232346812" w:history="1">
             <w:r>
               <w:rPr>
                 <w:rStyle w:val="Hyperlink"/>
@@ -541,7 +551,7 @@
                 <w:noProof/>
                 <w:webHidden/>
               </w:rPr>
-              <w:instrText xml:space="preserve"> PAGEREF _Toc232344651 \h </w:instrText>
+              <w:instrText xml:space="preserve"> PAGEREF _Toc232346812 \h </w:instrText>
             </w:r>
             <w:r>
               <w:rPr>
@@ -589,7 +599,7 @@
               <w14:ligatures w14:val="standardContextual"/>
             </w:rPr>
           </w:pPr>
-          <w:hyperlink w:anchor="_Toc232344652" w:history="1">
+          <w:hyperlink w:anchor="_Toc232346813" w:history="1">
             <w:r>
               <w:rPr>
                 <w:rStyle w:val="Hyperlink"/>
@@ -635,7 +645,7 @@
                 <w:noProof/>
                 <w:webHidden/>
               </w:rPr>
-              <w:instrText xml:space="preserve"> PAGEREF _Toc232344652 \h </w:instrText>
+              <w:instrText xml:space="preserve"> PAGEREF _Toc232346813 \h </w:instrText>
             </w:r>
             <w:r>
               <w:rPr>
@@ -683,7 +693,7 @@
               <w14:ligatures w14:val="standardContextual"/>
             </w:rPr>
           </w:pPr>
-          <w:hyperlink w:anchor="_Toc232344653" w:history="1">
+          <w:hyperlink w:anchor="_Toc232346814" w:history="1">
             <w:r>
               <w:rPr>
                 <w:rStyle w:val="Hyperlink"/>
@@ -729,7 +739,7 @@
                 <w:noProof/>
                 <w:webHidden/>
               </w:rPr>
-              <w:instrText xml:space="preserve"> PAGEREF _Toc232344653 \h </w:instrText>
+              <w:instrText xml:space="preserve"> PAGEREF _Toc232346814 \h </w:instrText>
             </w:r>
             <w:r>
               <w:rPr>
@@ -777,7 +787,7 @@
               <w14:ligatures w14:val="standardContextual"/>
             </w:rPr>
           </w:pPr>
-          <w:hyperlink w:anchor="_Toc232344654" w:history="1">
+          <w:hyperlink w:anchor="_Toc232346815" w:history="1">
             <w:r>
               <w:rPr>
                 <w:rStyle w:val="Hyperlink"/>
@@ -823,7 +833,7 @@
                 <w:noProof/>
                 <w:webHidden/>
               </w:rPr>
-              <w:instrText xml:space="preserve"> PAGEREF _Toc232344654 \h </w:instrText>
+              <w:instrText xml:space="preserve"> PAGEREF _Toc232346815 \h </w:instrText>
             </w:r>
             <w:r>
               <w:rPr>
@@ -871,7 +881,7 @@
               <w14:ligatures w14:val="standardContextual"/>
             </w:rPr>
           </w:pPr>
-          <w:hyperlink w:anchor="_Toc232344655" w:history="1">
+          <w:hyperlink w:anchor="_Toc232346816" w:history="1">
             <w:r>
               <w:rPr>
                 <w:rStyle w:val="Hyperlink"/>
@@ -917,7 +927,7 @@
                 <w:noProof/>
                 <w:webHidden/>
               </w:rPr>
-              <w:instrText xml:space="preserve"> PAGEREF _Toc232344655 \h </w:instrText>
+              <w:instrText xml:space="preserve"> PAGEREF _Toc232346816 \h </w:instrText>
             </w:r>
             <w:r>
               <w:rPr>
@@ -965,7 +975,7 @@
               <w14:ligatures w14:val="standardContextual"/>
             </w:rPr>
           </w:pPr>
-          <w:hyperlink w:anchor="_Toc232344656" w:history="1">
+          <w:hyperlink w:anchor="_Toc232346817" w:history="1">
             <w:r>
               <w:rPr>
                 <w:rStyle w:val="Hyperlink"/>
@@ -1011,7 +1021,7 @@
                 <w:noProof/>
                 <w:webHidden/>
               </w:rPr>
-              <w:instrText xml:space="preserve"> PAGEREF _Toc232344656 \h </w:instrText>
+              <w:instrText xml:space="preserve"> PAGEREF _Toc232346817 \h </w:instrText>
             </w:r>
             <w:r>
               <w:rPr>
@@ -1059,7 +1069,7 @@
               <w14:ligatures w14:val="standardContextual"/>
             </w:rPr>
           </w:pPr>
-          <w:hyperlink w:anchor="_Toc232344657" w:history="1">
+          <w:hyperlink w:anchor="_Toc232346818" w:history="1">
             <w:r>
               <w:rPr>
                 <w:rStyle w:val="Hyperlink"/>
@@ -1105,7 +1115,7 @@
                 <w:noProof/>
                 <w:webHidden/>
               </w:rPr>
-              <w:instrText xml:space="preserve"> PAGEREF _Toc232344657 \h </w:instrText>
+              <w:instrText xml:space="preserve"> PAGEREF _Toc232346818 \h </w:instrText>
             </w:r>
             <w:r>
               <w:rPr>
@@ -1125,7 +1135,7 @@
                 <w:noProof/>
                 <w:webHidden/>
               </w:rPr>
-              <w:t>6</w:t>
+              <w:t>7</w:t>
             </w:r>
             <w:r>
               <w:rPr>
@@ -1153,7 +1163,7 @@
               <w14:ligatures w14:val="standardContextual"/>
             </w:rPr>
           </w:pPr>
-          <w:hyperlink w:anchor="_Toc232344658" w:history="1">
+          <w:hyperlink w:anchor="_Toc232346819" w:history="1">
             <w:r>
               <w:rPr>
                 <w:rStyle w:val="Hyperlink"/>
@@ -1199,7 +1209,7 @@
                 <w:noProof/>
                 <w:webHidden/>
               </w:rPr>
-              <w:instrText xml:space="preserve"> PAGEREF _Toc232344658 \h </w:instrText>
+              <w:instrText xml:space="preserve"> PAGEREF _Toc232346819 \h </w:instrText>
             </w:r>
             <w:r>
               <w:rPr>
@@ -1247,7 +1257,7 @@
               <w14:ligatures w14:val="standardContextual"/>
             </w:rPr>
           </w:pPr>
-          <w:hyperlink w:anchor="_Toc232344659" w:history="1">
+          <w:hyperlink w:anchor="_Toc232346820" w:history="1">
             <w:r>
               <w:rPr>
                 <w:rStyle w:val="Hyperlink"/>
@@ -1293,7 +1303,7 @@
                 <w:noProof/>
                 <w:webHidden/>
               </w:rPr>
-              <w:instrText xml:space="preserve"> PAGEREF _Toc232344659 \h </w:instrText>
+              <w:instrText xml:space="preserve"> PAGEREF _Toc232346820 \h </w:instrText>
             </w:r>
             <w:r>
               <w:rPr>
@@ -1341,7 +1351,7 @@
               <w14:ligatures w14:val="standardContextual"/>
             </w:rPr>
           </w:pPr>
-          <w:hyperlink w:anchor="_Toc232344660" w:history="1">
+          <w:hyperlink w:anchor="_Toc232346821" w:history="1">
             <w:r>
               <w:rPr>
                 <w:rStyle w:val="Hyperlink"/>
@@ -1387,7 +1397,7 @@
                 <w:noProof/>
                 <w:webHidden/>
               </w:rPr>
-              <w:instrText xml:space="preserve"> PAGEREF _Toc232344660 \h </w:instrText>
+              <w:instrText xml:space="preserve"> PAGEREF _Toc232346821 \h </w:instrText>
             </w:r>
             <w:r>
               <w:rPr>
@@ -1407,7 +1417,7 @@
                 <w:noProof/>
                 <w:webHidden/>
               </w:rPr>
-              <w:t>7</w:t>
+              <w:t>8</w:t>
             </w:r>
             <w:r>
               <w:rPr>
@@ -1435,7 +1445,7 @@
               <w14:ligatures w14:val="standardContextual"/>
             </w:rPr>
           </w:pPr>
-          <w:hyperlink w:anchor="_Toc232344661" w:history="1">
+          <w:hyperlink w:anchor="_Toc232346822" w:history="1">
             <w:r>
               <w:rPr>
                 <w:rStyle w:val="Hyperlink"/>
@@ -1481,7 +1491,7 @@
                 <w:noProof/>
                 <w:webHidden/>
               </w:rPr>
-              <w:instrText xml:space="preserve"> PAGEREF _Toc232344661 \h </w:instrText>
+              <w:instrText xml:space="preserve"> PAGEREF _Toc232346822 \h </w:instrText>
             </w:r>
             <w:r>
               <w:rPr>
@@ -1501,7 +1511,7 @@
                 <w:noProof/>
                 <w:webHidden/>
               </w:rPr>
-              <w:t>7</w:t>
+              <w:t>8</w:t>
             </w:r>
             <w:r>
               <w:rPr>
@@ -1529,7 +1539,7 @@
               <w14:ligatures w14:val="standardContextual"/>
             </w:rPr>
           </w:pPr>
-          <w:hyperlink w:anchor="_Toc232344662" w:history="1">
+          <w:hyperlink w:anchor="_Toc232346823" w:history="1">
             <w:r>
               <w:rPr>
                 <w:rStyle w:val="Hyperlink"/>
@@ -1575,7 +1585,7 @@
                 <w:noProof/>
                 <w:webHidden/>
               </w:rPr>
-              <w:instrText xml:space="preserve"> PAGEREF _Toc232344662 \h </w:instrText>
+              <w:instrText xml:space="preserve"> PAGEREF _Toc232346823 \h </w:instrText>
             </w:r>
             <w:r>
               <w:rPr>
@@ -1595,7 +1605,7 @@
                 <w:noProof/>
                 <w:webHidden/>
               </w:rPr>
-              <w:t>7</w:t>
+              <w:t>8</w:t>
             </w:r>
             <w:r>
               <w:rPr>
@@ -1623,7 +1633,7 @@
               <w14:ligatures w14:val="standardContextual"/>
             </w:rPr>
           </w:pPr>
-          <w:hyperlink w:anchor="_Toc232344663" w:history="1">
+          <w:hyperlink w:anchor="_Toc232346824" w:history="1">
             <w:r>
               <w:rPr>
                 <w:rStyle w:val="Hyperlink"/>
@@ -1669,7 +1679,7 @@
                 <w:noProof/>
                 <w:webHidden/>
               </w:rPr>
-              <w:instrText xml:space="preserve"> PAGEREF _Toc232344663 \h </w:instrText>
+              <w:instrText xml:space="preserve"> PAGEREF _Toc232346824 \h </w:instrText>
             </w:r>
             <w:r>
               <w:rPr>
@@ -1689,7 +1699,7 @@
                 <w:noProof/>
                 <w:webHidden/>
               </w:rPr>
-              <w:t>7</w:t>
+              <w:t>8</w:t>
             </w:r>
             <w:r>
               <w:rPr>
@@ -1717,7 +1727,7 @@
               <w14:ligatures w14:val="standardContextual"/>
             </w:rPr>
           </w:pPr>
-          <w:hyperlink w:anchor="_Toc232344664" w:history="1">
+          <w:hyperlink w:anchor="_Toc232346825" w:history="1">
             <w:r>
               <w:rPr>
                 <w:rStyle w:val="Hyperlink"/>
@@ -1763,7 +1773,7 @@
                 <w:noProof/>
                 <w:webHidden/>
               </w:rPr>
-              <w:instrText xml:space="preserve"> PAGEREF _Toc232344664 \h </w:instrText>
+              <w:instrText xml:space="preserve"> PAGEREF _Toc232346825 \h </w:instrText>
             </w:r>
             <w:r>
               <w:rPr>
@@ -1783,7 +1793,7 @@
                 <w:noProof/>
                 <w:webHidden/>
               </w:rPr>
-              <w:t>8</w:t>
+              <w:t>9</w:t>
             </w:r>
             <w:r>
               <w:rPr>
@@ -1811,7 +1821,7 @@
               <w14:ligatures w14:val="standardContextual"/>
             </w:rPr>
           </w:pPr>
-          <w:hyperlink w:anchor="_Toc232344665" w:history="1">
+          <w:hyperlink w:anchor="_Toc232346826" w:history="1">
             <w:r>
               <w:rPr>
                 <w:rStyle w:val="Hyperlink"/>
@@ -1857,7 +1867,7 @@
                 <w:noProof/>
                 <w:webHidden/>
               </w:rPr>
-              <w:instrText xml:space="preserve"> PAGEREF _Toc232344665 \h </w:instrText>
+              <w:instrText xml:space="preserve"> PAGEREF _Toc232346826 \h </w:instrText>
             </w:r>
             <w:r>
               <w:rPr>
@@ -1877,7 +1887,7 @@
                 <w:noProof/>
                 <w:webHidden/>
               </w:rPr>
-              <w:t>8</w:t>
+              <w:t>9</w:t>
             </w:r>
             <w:r>
               <w:rPr>
@@ -1905,7 +1915,7 @@
               <w14:ligatures w14:val="standardContextual"/>
             </w:rPr>
           </w:pPr>
-          <w:hyperlink w:anchor="_Toc232344666" w:history="1">
+          <w:hyperlink w:anchor="_Toc232346827" w:history="1">
             <w:r>
               <w:rPr>
                 <w:rStyle w:val="Hyperlink"/>
@@ -1951,7 +1961,7 @@
                 <w:noProof/>
                 <w:webHidden/>
               </w:rPr>
-              <w:instrText xml:space="preserve"> PAGEREF _Toc232344666 \h </w:instrText>
+              <w:instrText xml:space="preserve"> PAGEREF _Toc232346827 \h </w:instrText>
             </w:r>
             <w:r>
               <w:rPr>
@@ -1971,7 +1981,7 @@
                 <w:noProof/>
                 <w:webHidden/>
               </w:rPr>
-              <w:t>8</w:t>
+              <w:t>9</w:t>
             </w:r>
             <w:r>
               <w:rPr>
@@ -1999,7 +2009,7 @@
               <w14:ligatures w14:val="standardContextual"/>
             </w:rPr>
           </w:pPr>
-          <w:hyperlink w:anchor="_Toc232344667" w:history="1">
+          <w:hyperlink w:anchor="_Toc232346828" w:history="1">
             <w:r>
               <w:rPr>
                 <w:rStyle w:val="Hyperlink"/>
@@ -2045,7 +2055,7 @@
                 <w:noProof/>
                 <w:webHidden/>
               </w:rPr>
-              <w:instrText xml:space="preserve"> PAGEREF _Toc232344667 \h </w:instrText>
+              <w:instrText xml:space="preserve"> PAGEREF _Toc232346828 \h </w:instrText>
             </w:r>
             <w:r>
               <w:rPr>
@@ -2065,7 +2075,7 @@
                 <w:noProof/>
                 <w:webHidden/>
               </w:rPr>
-              <w:t>8</w:t>
+              <w:t>9</w:t>
             </w:r>
             <w:r>
               <w:rPr>
@@ -2093,7 +2103,7 @@
               <w14:ligatures w14:val="standardContextual"/>
             </w:rPr>
           </w:pPr>
-          <w:hyperlink w:anchor="_Toc232344668" w:history="1">
+          <w:hyperlink w:anchor="_Toc232346829" w:history="1">
             <w:r>
               <w:rPr>
                 <w:rStyle w:val="Hyperlink"/>
@@ -2139,7 +2149,7 @@
                 <w:noProof/>
                 <w:webHidden/>
               </w:rPr>
-              <w:instrText xml:space="preserve"> PAGEREF _Toc232344668 \h </w:instrText>
+              <w:instrText xml:space="preserve"> PAGEREF _Toc232346829 \h </w:instrText>
             </w:r>
             <w:r>
               <w:rPr>
@@ -2159,7 +2169,7 @@
                 <w:noProof/>
                 <w:webHidden/>
               </w:rPr>
-              <w:t>8</w:t>
+              <w:t>10</w:t>
             </w:r>
             <w:r>
               <w:rPr>
@@ -2187,7 +2197,7 @@
               <w14:ligatures w14:val="standardContextual"/>
             </w:rPr>
           </w:pPr>
-          <w:hyperlink w:anchor="_Toc232344669" w:history="1">
+          <w:hyperlink w:anchor="_Toc232346830" w:history="1">
             <w:r>
               <w:rPr>
                 <w:rStyle w:val="Hyperlink"/>
@@ -2233,7 +2243,7 @@
                 <w:noProof/>
                 <w:webHidden/>
               </w:rPr>
-              <w:instrText xml:space="preserve"> PAGEREF _Toc232344669 \h </w:instrText>
+              <w:instrText xml:space="preserve"> PAGEREF _Toc232346830 \h </w:instrText>
             </w:r>
             <w:r>
               <w:rPr>
@@ -2253,7 +2263,7 @@
                 <w:noProof/>
                 <w:webHidden/>
               </w:rPr>
-              <w:t>10</w:t>
+              <w:t>11</w:t>
             </w:r>
             <w:r>
               <w:rPr>
@@ -2281,7 +2291,7 @@
               <w14:ligatures w14:val="standardContextual"/>
             </w:rPr>
           </w:pPr>
-          <w:hyperlink w:anchor="_Toc232344670" w:history="1">
+          <w:hyperlink w:anchor="_Toc232346831" w:history="1">
             <w:r>
               <w:rPr>
                 <w:rStyle w:val="Hyperlink"/>
@@ -2327,7 +2337,7 @@
                 <w:noProof/>
                 <w:webHidden/>
               </w:rPr>
-              <w:instrText xml:space="preserve"> PAGEREF _Toc232344670 \h </w:instrText>
+              <w:instrText xml:space="preserve"> PAGEREF _Toc232346831 \h </w:instrText>
             </w:r>
             <w:r>
               <w:rPr>
@@ -2347,7 +2357,7 @@
                 <w:noProof/>
                 <w:webHidden/>
               </w:rPr>
-              <w:t>10</w:t>
+              <w:t>11</w:t>
             </w:r>
             <w:r>
               <w:rPr>
@@ -2375,7 +2385,7 @@
               <w14:ligatures w14:val="standardContextual"/>
             </w:rPr>
           </w:pPr>
-          <w:hyperlink w:anchor="_Toc232344671" w:history="1">
+          <w:hyperlink w:anchor="_Toc232346832" w:history="1">
             <w:r>
               <w:rPr>
                 <w:rStyle w:val="Hyperlink"/>
@@ -2421,7 +2431,7 @@
                 <w:noProof/>
                 <w:webHidden/>
               </w:rPr>
-              <w:instrText xml:space="preserve"> PAGEREF _Toc232344671 \h </w:instrText>
+              <w:instrText xml:space="preserve"> PAGEREF _Toc232346832 \h </w:instrText>
             </w:r>
             <w:r>
               <w:rPr>
@@ -2441,7 +2451,7 @@
                 <w:noProof/>
                 <w:webHidden/>
               </w:rPr>
-              <w:t>10</w:t>
+              <w:t>11</w:t>
             </w:r>
             <w:r>
               <w:rPr>
@@ -2469,7 +2479,7 @@
               <w14:ligatures w14:val="standardContextual"/>
             </w:rPr>
           </w:pPr>
-          <w:hyperlink w:anchor="_Toc232344672" w:history="1">
+          <w:hyperlink w:anchor="_Toc232346833" w:history="1">
             <w:r>
               <w:rPr>
                 <w:rStyle w:val="Hyperlink"/>
@@ -2515,7 +2525,7 @@
                 <w:noProof/>
                 <w:webHidden/>
               </w:rPr>
-              <w:instrText xml:space="preserve"> PAGEREF _Toc232344672 \h </w:instrText>
+              <w:instrText xml:space="preserve"> PAGEREF _Toc232346833 \h </w:instrText>
             </w:r>
             <w:r>
               <w:rPr>
@@ -2535,7 +2545,7 @@
                 <w:noProof/>
                 <w:webHidden/>
               </w:rPr>
-              <w:t>10</w:t>
+              <w:t>11</w:t>
             </w:r>
             <w:r>
               <w:rPr>
@@ -2563,7 +2573,7 @@
               <w14:ligatures w14:val="standardContextual"/>
             </w:rPr>
           </w:pPr>
-          <w:hyperlink w:anchor="_Toc232344673" w:history="1">
+          <w:hyperlink w:anchor="_Toc232346834" w:history="1">
             <w:r>
               <w:rPr>
                 <w:rStyle w:val="Hyperlink"/>
@@ -2609,7 +2619,7 @@
                 <w:noProof/>
                 <w:webHidden/>
               </w:rPr>
-              <w:instrText xml:space="preserve"> PAGEREF _Toc232344673 \h </w:instrText>
+              <w:instrText xml:space="preserve"> PAGEREF _Toc232346834 \h </w:instrText>
             </w:r>
             <w:r>
               <w:rPr>
@@ -2629,7 +2639,7 @@
                 <w:noProof/>
                 <w:webHidden/>
               </w:rPr>
-              <w:t>10</w:t>
+              <w:t>11</w:t>
             </w:r>
             <w:r>
               <w:rPr>
@@ -2657,7 +2667,7 @@
               <w14:ligatures w14:val="standardContextual"/>
             </w:rPr>
           </w:pPr>
-          <w:hyperlink w:anchor="_Toc232344674" w:history="1">
+          <w:hyperlink w:anchor="_Toc232346835" w:history="1">
             <w:r>
               <w:rPr>
                 <w:rStyle w:val="Hyperlink"/>
@@ -2703,7 +2713,7 @@
                 <w:noProof/>
                 <w:webHidden/>
               </w:rPr>
-              <w:instrText xml:space="preserve"> PAGEREF _Toc232344674 \h </w:instrText>
+              <w:instrText xml:space="preserve"> PAGEREF _Toc232346835 \h </w:instrText>
             </w:r>
             <w:r>
               <w:rPr>
@@ -2723,7 +2733,7 @@
                 <w:noProof/>
                 <w:webHidden/>
               </w:rPr>
-              <w:t>11</w:t>
+              <w:t>12</w:t>
             </w:r>
             <w:r>
               <w:rPr>
@@ -2751,7 +2761,7 @@
               <w14:ligatures w14:val="standardContextual"/>
             </w:rPr>
           </w:pPr>
-          <w:hyperlink w:anchor="_Toc232344675" w:history="1">
+          <w:hyperlink w:anchor="_Toc232346836" w:history="1">
             <w:r>
               <w:rPr>
                 <w:rStyle w:val="Hyperlink"/>
@@ -2797,7 +2807,7 @@
                 <w:noProof/>
                 <w:webHidden/>
               </w:rPr>
-              <w:instrText xml:space="preserve"> PAGEREF _Toc232344675 \h </w:instrText>
+              <w:instrText xml:space="preserve"> PAGEREF _Toc232346836 \h </w:instrText>
             </w:r>
             <w:r>
               <w:rPr>
@@ -2817,7 +2827,7 @@
                 <w:noProof/>
                 <w:webHidden/>
               </w:rPr>
-              <w:t>11</w:t>
+              <w:t>12</w:t>
             </w:r>
             <w:r>
               <w:rPr>
@@ -2845,7 +2855,7 @@
               <w14:ligatures w14:val="standardContextual"/>
             </w:rPr>
           </w:pPr>
-          <w:hyperlink w:anchor="_Toc232344676" w:history="1">
+          <w:hyperlink w:anchor="_Toc232346837" w:history="1">
             <w:r>
               <w:rPr>
                 <w:rStyle w:val="Hyperlink"/>
@@ -2891,7 +2901,7 @@
                 <w:noProof/>
                 <w:webHidden/>
               </w:rPr>
-              <w:instrText xml:space="preserve"> PAGEREF _Toc232344676 \h </w:instrText>
+              <w:instrText xml:space="preserve"> PAGEREF _Toc232346837 \h </w:instrText>
             </w:r>
             <w:r>
               <w:rPr>
@@ -2911,7 +2921,7 @@
                 <w:noProof/>
                 <w:webHidden/>
               </w:rPr>
-              <w:t>11</w:t>
+              <w:t>12</w:t>
             </w:r>
             <w:r>
               <w:rPr>
@@ -2939,7 +2949,7 @@
               <w14:ligatures w14:val="standardContextual"/>
             </w:rPr>
           </w:pPr>
-          <w:hyperlink w:anchor="_Toc232344677" w:history="1">
+          <w:hyperlink w:anchor="_Toc232346838" w:history="1">
             <w:r>
               <w:rPr>
                 <w:rStyle w:val="Hyperlink"/>
@@ -2985,7 +2995,7 @@
                 <w:noProof/>
                 <w:webHidden/>
               </w:rPr>
-              <w:instrText xml:space="preserve"> PAGEREF _Toc232344677 \h </w:instrText>
+              <w:instrText xml:space="preserve"> PAGEREF _Toc232346838 \h </w:instrText>
             </w:r>
             <w:r>
               <w:rPr>
@@ -3005,7 +3015,7 @@
                 <w:noProof/>
                 <w:webHidden/>
               </w:rPr>
-              <w:t>11</w:t>
+              <w:t>12</w:t>
             </w:r>
             <w:r>
               <w:rPr>
@@ -3033,7 +3043,7 @@
               <w14:ligatures w14:val="standardContextual"/>
             </w:rPr>
           </w:pPr>
-          <w:hyperlink w:anchor="_Toc232344678" w:history="1">
+          <w:hyperlink w:anchor="_Toc232346839" w:history="1">
             <w:r>
               <w:rPr>
                 <w:rStyle w:val="Hyperlink"/>
@@ -3079,7 +3089,7 @@
                 <w:noProof/>
                 <w:webHidden/>
               </w:rPr>
-              <w:instrText xml:space="preserve"> PAGEREF _Toc232344678 \h </w:instrText>
+              <w:instrText xml:space="preserve"> PAGEREF _Toc232346839 \h </w:instrText>
             </w:r>
             <w:r>
               <w:rPr>
@@ -3099,7 +3109,7 @@
                 <w:noProof/>
                 <w:webHidden/>
               </w:rPr>
-              <w:t>12</w:t>
+              <w:t>13</w:t>
             </w:r>
             <w:r>
               <w:rPr>
@@ -3127,7 +3137,7 @@
               <w14:ligatures w14:val="standardContextual"/>
             </w:rPr>
           </w:pPr>
-          <w:hyperlink w:anchor="_Toc232344679" w:history="1">
+          <w:hyperlink w:anchor="_Toc232346840" w:history="1">
             <w:r>
               <w:rPr>
                 <w:rStyle w:val="Hyperlink"/>
@@ -3173,7 +3183,7 @@
                 <w:noProof/>
                 <w:webHidden/>
               </w:rPr>
-              <w:instrText xml:space="preserve"> PAGEREF _Toc232344679 \h </w:instrText>
+              <w:instrText xml:space="preserve"> PAGEREF _Toc232346840 \h </w:instrText>
             </w:r>
             <w:r>
               <w:rPr>
@@ -3193,7 +3203,7 @@
                 <w:noProof/>
                 <w:webHidden/>
               </w:rPr>
-              <w:t>13</w:t>
+              <w:t>14</w:t>
             </w:r>
             <w:r>
               <w:rPr>
@@ -3221,7 +3231,7 @@
               <w14:ligatures w14:val="standardContextual"/>
             </w:rPr>
           </w:pPr>
-          <w:hyperlink w:anchor="_Toc232344680" w:history="1">
+          <w:hyperlink w:anchor="_Toc232346841" w:history="1">
             <w:r>
               <w:rPr>
                 <w:rStyle w:val="Hyperlink"/>
@@ -3267,7 +3277,7 @@
                 <w:noProof/>
                 <w:webHidden/>
               </w:rPr>
-              <w:instrText xml:space="preserve"> PAGEREF _Toc232344680 \h </w:instrText>
+              <w:instrText xml:space="preserve"> PAGEREF _Toc232346841 \h </w:instrText>
             </w:r>
             <w:r>
               <w:rPr>
@@ -3287,7 +3297,7 @@
                 <w:noProof/>
                 <w:webHidden/>
               </w:rPr>
-              <w:t>13</w:t>
+              <w:t>14</w:t>
             </w:r>
             <w:r>
               <w:rPr>
@@ -3315,7 +3325,7 @@
               <w14:ligatures w14:val="standardContextual"/>
             </w:rPr>
           </w:pPr>
-          <w:hyperlink w:anchor="_Toc232344681" w:history="1">
+          <w:hyperlink w:anchor="_Toc232346842" w:history="1">
             <w:r>
               <w:rPr>
                 <w:rStyle w:val="Hyperlink"/>
@@ -3361,7 +3371,7 @@
                 <w:noProof/>
                 <w:webHidden/>
               </w:rPr>
-              <w:instrText xml:space="preserve"> PAGEREF _Toc232344681 \h </w:instrText>
+              <w:instrText xml:space="preserve"> PAGEREF _Toc232346842 \h </w:instrText>
             </w:r>
             <w:r>
               <w:rPr>
@@ -3381,7 +3391,7 @@
                 <w:noProof/>
                 <w:webHidden/>
               </w:rPr>
-              <w:t>13</w:t>
+              <w:t>14</w:t>
             </w:r>
             <w:r>
               <w:rPr>
@@ -3409,7 +3419,7 @@
               <w14:ligatures w14:val="standardContextual"/>
             </w:rPr>
           </w:pPr>
-          <w:hyperlink w:anchor="_Toc232344682" w:history="1">
+          <w:hyperlink w:anchor="_Toc232346843" w:history="1">
             <w:r>
               <w:rPr>
                 <w:rStyle w:val="Hyperlink"/>
@@ -3455,7 +3465,7 @@
                 <w:noProof/>
                 <w:webHidden/>
               </w:rPr>
-              <w:instrText xml:space="preserve"> PAGEREF _Toc232344682 \h </w:instrText>
+              <w:instrText xml:space="preserve"> PAGEREF _Toc232346843 \h </w:instrText>
             </w:r>
             <w:r>
               <w:rPr>
@@ -3475,7 +3485,7 @@
                 <w:noProof/>
                 <w:webHidden/>
               </w:rPr>
-              <w:t>13</w:t>
+              <w:t>14</w:t>
             </w:r>
             <w:r>
               <w:rPr>
@@ -3503,7 +3513,7 @@
               <w14:ligatures w14:val="standardContextual"/>
             </w:rPr>
           </w:pPr>
-          <w:hyperlink w:anchor="_Toc232344683" w:history="1">
+          <w:hyperlink w:anchor="_Toc232346844" w:history="1">
             <w:r>
               <w:rPr>
                 <w:rStyle w:val="Hyperlink"/>
@@ -3549,7 +3559,7 @@
                 <w:noProof/>
                 <w:webHidden/>
               </w:rPr>
-              <w:instrText xml:space="preserve"> PAGEREF _Toc232344683 \h </w:instrText>
+              <w:instrText xml:space="preserve"> PAGEREF _Toc232346844 \h </w:instrText>
             </w:r>
             <w:r>
               <w:rPr>
@@ -3569,7 +3579,7 @@
                 <w:noProof/>
                 <w:webHidden/>
               </w:rPr>
-              <w:t>14</w:t>
+              <w:t>16</w:t>
             </w:r>
             <w:r>
               <w:rPr>
@@ -3597,7 +3607,7 @@
               <w14:ligatures w14:val="standardContextual"/>
             </w:rPr>
           </w:pPr>
-          <w:hyperlink w:anchor="_Toc232344684" w:history="1">
+          <w:hyperlink w:anchor="_Toc232346845" w:history="1">
             <w:r>
               <w:rPr>
                 <w:rStyle w:val="Hyperlink"/>
@@ -3643,7 +3653,7 @@
                 <w:noProof/>
                 <w:webHidden/>
               </w:rPr>
-              <w:instrText xml:space="preserve"> PAGEREF _Toc232344684 \h </w:instrText>
+              <w:instrText xml:space="preserve"> PAGEREF _Toc232346845 \h </w:instrText>
             </w:r>
             <w:r>
               <w:rPr>
@@ -3663,7 +3673,7 @@
                 <w:noProof/>
                 <w:webHidden/>
               </w:rPr>
-              <w:t>14</w:t>
+              <w:t>16</w:t>
             </w:r>
             <w:r>
               <w:rPr>
@@ -3691,7 +3701,7 @@
               <w14:ligatures w14:val="standardContextual"/>
             </w:rPr>
           </w:pPr>
-          <w:hyperlink w:anchor="_Toc232344685" w:history="1">
+          <w:hyperlink w:anchor="_Toc232346846" w:history="1">
             <w:r>
               <w:rPr>
                 <w:rStyle w:val="Hyperlink"/>
@@ -3737,7 +3747,7 @@
                 <w:noProof/>
                 <w:webHidden/>
               </w:rPr>
-              <w:instrText xml:space="preserve"> PAGEREF _Toc232344685 \h </w:instrText>
+              <w:instrText xml:space="preserve"> PAGEREF _Toc232346846 \h </w:instrText>
             </w:r>
             <w:r>
               <w:rPr>
@@ -3757,7 +3767,7 @@
                 <w:noProof/>
                 <w:webHidden/>
               </w:rPr>
-              <w:t>14</w:t>
+              <w:t>16</w:t>
             </w:r>
             <w:r>
               <w:rPr>
@@ -3785,7 +3795,7 @@
               <w14:ligatures w14:val="standardContextual"/>
             </w:rPr>
           </w:pPr>
-          <w:hyperlink w:anchor="_Toc232344686" w:history="1">
+          <w:hyperlink w:anchor="_Toc232346847" w:history="1">
             <w:r>
               <w:rPr>
                 <w:rStyle w:val="Hyperlink"/>
@@ -3831,7 +3841,7 @@
                 <w:noProof/>
                 <w:webHidden/>
               </w:rPr>
-              <w:instrText xml:space="preserve"> PAGEREF _Toc232344686 \h </w:instrText>
+              <w:instrText xml:space="preserve"> PAGEREF _Toc232346847 \h </w:instrText>
             </w:r>
             <w:r>
               <w:rPr>
@@ -3851,7 +3861,7 @@
                 <w:noProof/>
                 <w:webHidden/>
               </w:rPr>
-              <w:t>14</w:t>
+              <w:t>16</w:t>
             </w:r>
             <w:r>
               <w:rPr>
@@ -3879,7 +3889,7 @@
               <w14:ligatures w14:val="standardContextual"/>
             </w:rPr>
           </w:pPr>
-          <w:hyperlink w:anchor="_Toc232344687" w:history="1">
+          <w:hyperlink w:anchor="_Toc232346848" w:history="1">
             <w:r>
               <w:rPr>
                 <w:rStyle w:val="Hyperlink"/>
@@ -3925,7 +3935,7 @@
                 <w:noProof/>
                 <w:webHidden/>
               </w:rPr>
-              <w:instrText xml:space="preserve"> PAGEREF _Toc232344687 \h </w:instrText>
+              <w:instrText xml:space="preserve"> PAGEREF _Toc232346848 \h </w:instrText>
             </w:r>
             <w:r>
               <w:rPr>
@@ -3945,7 +3955,7 @@
                 <w:noProof/>
                 <w:webHidden/>
               </w:rPr>
-              <w:t>15</w:t>
+              <w:t>17</w:t>
             </w:r>
             <w:r>
               <w:rPr>
@@ -3973,7 +3983,7 @@
               <w14:ligatures w14:val="standardContextual"/>
             </w:rPr>
           </w:pPr>
-          <w:hyperlink w:anchor="_Toc232344688" w:history="1">
+          <w:hyperlink w:anchor="_Toc232346849" w:history="1">
             <w:r>
               <w:rPr>
                 <w:rStyle w:val="Hyperlink"/>
@@ -4019,7 +4029,7 @@
                 <w:noProof/>
                 <w:webHidden/>
               </w:rPr>
-              <w:instrText xml:space="preserve"> PAGEREF _Toc232344688 \h </w:instrText>
+              <w:instrText xml:space="preserve"> PAGEREF _Toc232346849 \h </w:instrText>
             </w:r>
             <w:r>
               <w:rPr>
@@ -4039,7 +4049,7 @@
                 <w:noProof/>
                 <w:webHidden/>
               </w:rPr>
-              <w:t>15</w:t>
+              <w:t>17</w:t>
             </w:r>
             <w:r>
               <w:rPr>
@@ -4067,7 +4077,7 @@
               <w14:ligatures w14:val="standardContextual"/>
             </w:rPr>
           </w:pPr>
-          <w:hyperlink w:anchor="_Toc232344689" w:history="1">
+          <w:hyperlink w:anchor="_Toc232346850" w:history="1">
             <w:r>
               <w:rPr>
                 <w:rStyle w:val="Hyperlink"/>
@@ -4113,7 +4123,7 @@
                 <w:noProof/>
                 <w:webHidden/>
               </w:rPr>
-              <w:instrText xml:space="preserve"> PAGEREF _Toc232344689 \h </w:instrText>
+              <w:instrText xml:space="preserve"> PAGEREF _Toc232346850 \h </w:instrText>
             </w:r>
             <w:r>
               <w:rPr>
@@ -4133,7 +4143,7 @@
                 <w:noProof/>
                 <w:webHidden/>
               </w:rPr>
-              <w:t>15</w:t>
+              <w:t>17</w:t>
             </w:r>
             <w:r>
               <w:rPr>
@@ -4161,7 +4171,7 @@
               <w14:ligatures w14:val="standardContextual"/>
             </w:rPr>
           </w:pPr>
-          <w:hyperlink w:anchor="_Toc232344690" w:history="1">
+          <w:hyperlink w:anchor="_Toc232346851" w:history="1">
             <w:r>
               <w:rPr>
                 <w:rStyle w:val="Hyperlink"/>
@@ -4207,7 +4217,7 @@
                 <w:noProof/>
                 <w:webHidden/>
               </w:rPr>
-              <w:instrText xml:space="preserve"> PAGEREF _Toc232344690 \h </w:instrText>
+              <w:instrText xml:space="preserve"> PAGEREF _Toc232346851 \h </w:instrText>
             </w:r>
             <w:r>
               <w:rPr>
@@ -4227,7 +4237,7 @@
                 <w:noProof/>
                 <w:webHidden/>
               </w:rPr>
-              <w:t>15</w:t>
+              <w:t>17</w:t>
             </w:r>
             <w:r>
               <w:rPr>
@@ -4255,7 +4265,7 @@
               <w14:ligatures w14:val="standardContextual"/>
             </w:rPr>
           </w:pPr>
-          <w:hyperlink w:anchor="_Toc232344691" w:history="1">
+          <w:hyperlink w:anchor="_Toc232346852" w:history="1">
             <w:r>
               <w:rPr>
                 <w:rStyle w:val="Hyperlink"/>
@@ -4301,7 +4311,7 @@
                 <w:noProof/>
                 <w:webHidden/>
               </w:rPr>
-              <w:instrText xml:space="preserve"> PAGEREF _Toc232344691 \h </w:instrText>
+              <w:instrText xml:space="preserve"> PAGEREF _Toc232346852 \h </w:instrText>
             </w:r>
             <w:r>
               <w:rPr>
@@ -4321,7 +4331,7 @@
                 <w:noProof/>
                 <w:webHidden/>
               </w:rPr>
-              <w:t>15</w:t>
+              <w:t>17</w:t>
             </w:r>
             <w:r>
               <w:rPr>
@@ -4349,7 +4359,7 @@
               <w14:ligatures w14:val="standardContextual"/>
             </w:rPr>
           </w:pPr>
-          <w:hyperlink w:anchor="_Toc232344692" w:history="1">
+          <w:hyperlink w:anchor="_Toc232346853" w:history="1">
             <w:r>
               <w:rPr>
                 <w:rStyle w:val="Hyperlink"/>
@@ -4395,7 +4405,7 @@
                 <w:noProof/>
                 <w:webHidden/>
               </w:rPr>
-              <w:instrText xml:space="preserve"> PAGEREF _Toc232344692 \h </w:instrText>
+              <w:instrText xml:space="preserve"> PAGEREF _Toc232346853 \h </w:instrText>
             </w:r>
             <w:r>
               <w:rPr>
@@ -4415,7 +4425,7 @@
                 <w:noProof/>
                 <w:webHidden/>
               </w:rPr>
-              <w:t>16</w:t>
+              <w:t>18</w:t>
             </w:r>
             <w:r>
               <w:rPr>
@@ -4443,7 +4453,7 @@
               <w14:ligatures w14:val="standardContextual"/>
             </w:rPr>
           </w:pPr>
-          <w:hyperlink w:anchor="_Toc232344693" w:history="1">
+          <w:hyperlink w:anchor="_Toc232346854" w:history="1">
             <w:r>
               <w:rPr>
                 <w:rStyle w:val="Hyperlink"/>
@@ -4489,7 +4499,7 @@
                 <w:noProof/>
                 <w:webHidden/>
               </w:rPr>
-              <w:instrText xml:space="preserve"> PAGEREF _Toc232344693 \h </w:instrText>
+              <w:instrText xml:space="preserve"> PAGEREF _Toc232346854 \h </w:instrText>
             </w:r>
             <w:r>
               <w:rPr>
@@ -4509,7 +4519,7 @@
                 <w:noProof/>
                 <w:webHidden/>
               </w:rPr>
-              <w:t>17</w:t>
+              <w:t>19</w:t>
             </w:r>
             <w:r>
               <w:rPr>
@@ -4537,7 +4547,7 @@
               <w14:ligatures w14:val="standardContextual"/>
             </w:rPr>
           </w:pPr>
-          <w:hyperlink w:anchor="_Toc232344694" w:history="1">
+          <w:hyperlink w:anchor="_Toc232346855" w:history="1">
             <w:r>
               <w:rPr>
                 <w:rStyle w:val="Hyperlink"/>
@@ -4583,7 +4593,7 @@
                 <w:noProof/>
                 <w:webHidden/>
               </w:rPr>
-              <w:instrText xml:space="preserve"> PAGEREF _Toc232344694 \h </w:instrText>
+              <w:instrText xml:space="preserve"> PAGEREF _Toc232346855 \h </w:instrText>
             </w:r>
             <w:r>
               <w:rPr>
@@ -4603,7 +4613,7 @@
                 <w:noProof/>
                 <w:webHidden/>
               </w:rPr>
-              <w:t>18</w:t>
+              <w:t>20</w:t>
             </w:r>
             <w:r>
               <w:rPr>
@@ -4631,7 +4641,7 @@
               <w14:ligatures w14:val="standardContextual"/>
             </w:rPr>
           </w:pPr>
-          <w:hyperlink w:anchor="_Toc232344695" w:history="1">
+          <w:hyperlink w:anchor="_Toc232346856" w:history="1">
             <w:r>
               <w:rPr>
                 <w:rStyle w:val="Hyperlink"/>
@@ -4677,7 +4687,7 @@
                 <w:noProof/>
                 <w:webHidden/>
               </w:rPr>
-              <w:instrText xml:space="preserve"> PAGEREF _Toc232344695 \h </w:instrText>
+              <w:instrText xml:space="preserve"> PAGEREF _Toc232346856 \h </w:instrText>
             </w:r>
             <w:r>
               <w:rPr>
@@ -4697,7 +4707,7 @@
                 <w:noProof/>
                 <w:webHidden/>
               </w:rPr>
-              <w:t>18</w:t>
+              <w:t>20</w:t>
             </w:r>
             <w:r>
               <w:rPr>
@@ -4725,7 +4735,7 @@
               <w14:ligatures w14:val="standardContextual"/>
             </w:rPr>
           </w:pPr>
-          <w:hyperlink w:anchor="_Toc232344696" w:history="1">
+          <w:hyperlink w:anchor="_Toc232346857" w:history="1">
             <w:r>
               <w:rPr>
                 <w:rStyle w:val="Hyperlink"/>
@@ -4771,7 +4781,7 @@
                 <w:noProof/>
                 <w:webHidden/>
               </w:rPr>
-              <w:instrText xml:space="preserve"> PAGEREF _Toc232344696 \h </w:instrText>
+              <w:instrText xml:space="preserve"> PAGEREF _Toc232346857 \h </w:instrText>
             </w:r>
             <w:r>
               <w:rPr>
@@ -4791,7 +4801,7 @@
                 <w:noProof/>
                 <w:webHidden/>
               </w:rPr>
-              <w:t>19</w:t>
+              <w:t>21</w:t>
             </w:r>
             <w:r>
               <w:rPr>
@@ -4819,7 +4829,7 @@
               <w14:ligatures w14:val="standardContextual"/>
             </w:rPr>
           </w:pPr>
-          <w:hyperlink w:anchor="_Toc232344697" w:history="1">
+          <w:hyperlink w:anchor="_Toc232346858" w:history="1">
             <w:r>
               <w:rPr>
                 <w:rStyle w:val="Hyperlink"/>
@@ -4865,7 +4875,7 @@
                 <w:noProof/>
                 <w:webHidden/>
               </w:rPr>
-              <w:instrText xml:space="preserve"> PAGEREF _Toc232344697 \h </w:instrText>
+              <w:instrText xml:space="preserve"> PAGEREF _Toc232346858 \h </w:instrText>
             </w:r>
             <w:r>
               <w:rPr>
@@ -4885,7 +4895,7 @@
                 <w:noProof/>
                 <w:webHidden/>
               </w:rPr>
-              <w:t>19</w:t>
+              <w:t>21</w:t>
             </w:r>
             <w:r>
               <w:rPr>
@@ -4913,7 +4923,7 @@
               <w14:ligatures w14:val="standardContextual"/>
             </w:rPr>
           </w:pPr>
-          <w:hyperlink w:anchor="_Toc232344698" w:history="1">
+          <w:hyperlink w:anchor="_Toc232346859" w:history="1">
             <w:r>
               <w:rPr>
                 <w:rStyle w:val="Hyperlink"/>
@@ -4959,7 +4969,7 @@
                 <w:noProof/>
                 <w:webHidden/>
               </w:rPr>
-              <w:instrText xml:space="preserve"> PAGEREF _Toc232344698 \h </w:instrText>
+              <w:instrText xml:space="preserve"> PAGEREF _Toc232346859 \h </w:instrText>
             </w:r>
             <w:r>
               <w:rPr>
@@ -4979,7 +4989,7 @@
                 <w:noProof/>
                 <w:webHidden/>
               </w:rPr>
-              <w:t>19</w:t>
+              <w:t>21</w:t>
             </w:r>
             <w:r>
               <w:rPr>
@@ -5007,7 +5017,7 @@
               <w14:ligatures w14:val="standardContextual"/>
             </w:rPr>
           </w:pPr>
-          <w:hyperlink w:anchor="_Toc232344699" w:history="1">
+          <w:hyperlink w:anchor="_Toc232346860" w:history="1">
             <w:r>
               <w:rPr>
                 <w:rStyle w:val="Hyperlink"/>
@@ -5053,7 +5063,7 @@
                 <w:noProof/>
                 <w:webHidden/>
               </w:rPr>
-              <w:instrText xml:space="preserve"> PAGEREF _Toc232344699 \h </w:instrText>
+              <w:instrText xml:space="preserve"> PAGEREF _Toc232346860 \h </w:instrText>
             </w:r>
             <w:r>
               <w:rPr>
@@ -5073,7 +5083,7 @@
                 <w:noProof/>
                 <w:webHidden/>
               </w:rPr>
-              <w:t>20</w:t>
+              <w:t>22</w:t>
             </w:r>
             <w:r>
               <w:rPr>
@@ -5101,7 +5111,7 @@
               <w14:ligatures w14:val="standardContextual"/>
             </w:rPr>
           </w:pPr>
-          <w:hyperlink w:anchor="_Toc232344700" w:history="1">
+          <w:hyperlink w:anchor="_Toc232346861" w:history="1">
             <w:r>
               <w:rPr>
                 <w:rStyle w:val="Hyperlink"/>
@@ -5147,7 +5157,7 @@
                 <w:noProof/>
                 <w:webHidden/>
               </w:rPr>
-              <w:instrText xml:space="preserve"> PAGEREF _Toc232344700 \h </w:instrText>
+              <w:instrText xml:space="preserve"> PAGEREF _Toc232346861 \h </w:instrText>
             </w:r>
             <w:r>
               <w:rPr>
@@ -5167,7 +5177,7 @@
                 <w:noProof/>
                 <w:webHidden/>
               </w:rPr>
-              <w:t>20</w:t>
+              <w:t>22</w:t>
             </w:r>
             <w:r>
               <w:rPr>
@@ -5195,7 +5205,7 @@
               <w14:ligatures w14:val="standardContextual"/>
             </w:rPr>
           </w:pPr>
-          <w:hyperlink w:anchor="_Toc232344701" w:history="1">
+          <w:hyperlink w:anchor="_Toc232346862" w:history="1">
             <w:r>
               <w:rPr>
                 <w:rStyle w:val="Hyperlink"/>
@@ -5241,7 +5251,7 @@
                 <w:noProof/>
                 <w:webHidden/>
               </w:rPr>
-              <w:instrText xml:space="preserve"> PAGEREF _Toc232344701 \h </w:instrText>
+              <w:instrText xml:space="preserve"> PAGEREF _Toc232346862 \h </w:instrText>
             </w:r>
             <w:r>
               <w:rPr>
@@ -5261,7 +5271,7 @@
                 <w:noProof/>
                 <w:webHidden/>
               </w:rPr>
-              <w:t>20</w:t>
+              <w:t>22</w:t>
             </w:r>
             <w:r>
               <w:rPr>
@@ -5289,7 +5299,7 @@
               <w14:ligatures w14:val="standardContextual"/>
             </w:rPr>
           </w:pPr>
-          <w:hyperlink w:anchor="_Toc232344702" w:history="1">
+          <w:hyperlink w:anchor="_Toc232346863" w:history="1">
             <w:r>
               <w:rPr>
                 <w:rStyle w:val="Hyperlink"/>
@@ -5335,7 +5345,7 @@
                 <w:noProof/>
                 <w:webHidden/>
               </w:rPr>
-              <w:instrText xml:space="preserve"> PAGEREF _Toc232344702 \h </w:instrText>
+              <w:instrText xml:space="preserve"> PAGEREF _Toc232346863 \h </w:instrText>
             </w:r>
             <w:r>
               <w:rPr>
@@ -5355,7 +5365,7 @@
                 <w:noProof/>
                 <w:webHidden/>
               </w:rPr>
-              <w:t>20</w:t>
+              <w:t>22</w:t>
             </w:r>
             <w:r>
               <w:rPr>
@@ -5383,7 +5393,7 @@
               <w14:ligatures w14:val="standardContextual"/>
             </w:rPr>
           </w:pPr>
-          <w:hyperlink w:anchor="_Toc232344703" w:history="1">
+          <w:hyperlink w:anchor="_Toc232346864" w:history="1">
             <w:r>
               <w:rPr>
                 <w:rStyle w:val="Hyperlink"/>
@@ -5429,7 +5439,7 @@
                 <w:noProof/>
                 <w:webHidden/>
               </w:rPr>
-              <w:instrText xml:space="preserve"> PAGEREF _Toc232344703 \h </w:instrText>
+              <w:instrText xml:space="preserve"> PAGEREF _Toc232346864 \h </w:instrText>
             </w:r>
             <w:r>
               <w:rPr>
@@ -5449,7 +5459,7 @@
                 <w:noProof/>
                 <w:webHidden/>
               </w:rPr>
-              <w:t>20</w:t>
+              <w:t>22</w:t>
             </w:r>
             <w:r>
               <w:rPr>
@@ -5477,7 +5487,7 @@
               <w14:ligatures w14:val="standardContextual"/>
             </w:rPr>
           </w:pPr>
-          <w:hyperlink w:anchor="_Toc232344704" w:history="1">
+          <w:hyperlink w:anchor="_Toc232346865" w:history="1">
             <w:r>
               <w:rPr>
                 <w:rStyle w:val="Hyperlink"/>
@@ -5523,7 +5533,7 @@
                 <w:noProof/>
                 <w:webHidden/>
               </w:rPr>
-              <w:instrText xml:space="preserve"> PAGEREF _Toc232344704 \h </w:instrText>
+              <w:instrText xml:space="preserve"> PAGEREF _Toc232346865 \h </w:instrText>
             </w:r>
             <w:r>
               <w:rPr>
@@ -5543,7 +5553,7 @@
                 <w:noProof/>
                 <w:webHidden/>
               </w:rPr>
-              <w:t>21</w:t>
+              <w:t>23</w:t>
             </w:r>
             <w:r>
               <w:rPr>
@@ -5571,7 +5581,7 @@
               <w14:ligatures w14:val="standardContextual"/>
             </w:rPr>
           </w:pPr>
-          <w:hyperlink w:anchor="_Toc232344705" w:history="1">
+          <w:hyperlink w:anchor="_Toc232346866" w:history="1">
             <w:r>
               <w:rPr>
                 <w:rStyle w:val="Hyperlink"/>
@@ -5617,7 +5627,7 @@
                 <w:noProof/>
                 <w:webHidden/>
               </w:rPr>
-              <w:instrText xml:space="preserve"> PAGEREF _Toc232344705 \h </w:instrText>
+              <w:instrText xml:space="preserve"> PAGEREF _Toc232346866 \h </w:instrText>
             </w:r>
             <w:r>
               <w:rPr>
@@ -5637,7 +5647,7 @@
                 <w:noProof/>
                 <w:webHidden/>
               </w:rPr>
-              <w:t>21</w:t>
+              <w:t>24</w:t>
             </w:r>
             <w:r>
               <w:rPr>
@@ -5665,7 +5675,7 @@
               <w14:ligatures w14:val="standardContextual"/>
             </w:rPr>
           </w:pPr>
-          <w:hyperlink w:anchor="_Toc232344706" w:history="1">
+          <w:hyperlink w:anchor="_Toc232346867" w:history="1">
             <w:r>
               <w:rPr>
                 <w:rStyle w:val="Hyperlink"/>
@@ -5711,7 +5721,7 @@
                 <w:noProof/>
                 <w:webHidden/>
               </w:rPr>
-              <w:instrText xml:space="preserve"> PAGEREF _Toc232344706 \h </w:instrText>
+              <w:instrText xml:space="preserve"> PAGEREF _Toc232346867 \h </w:instrText>
             </w:r>
             <w:r>
               <w:rPr>
@@ -5731,7 +5741,7 @@
                 <w:noProof/>
                 <w:webHidden/>
               </w:rPr>
-              <w:t>22</w:t>
+              <w:t>25</w:t>
             </w:r>
             <w:r>
               <w:rPr>
@@ -5759,7 +5769,7 @@
               <w14:ligatures w14:val="standardContextual"/>
             </w:rPr>
           </w:pPr>
-          <w:hyperlink w:anchor="_Toc232344707" w:history="1">
+          <w:hyperlink w:anchor="_Toc232346868" w:history="1">
             <w:r>
               <w:rPr>
                 <w:rStyle w:val="Hyperlink"/>
@@ -5784,7 +5794,7 @@
                 <w:rStyle w:val="Hyperlink"/>
                 <w:noProof/>
               </w:rPr>
-              <w:t>Wiederanlauf / Wiederherstellung IT-Service "..."</w:t>
+              <w:t>Wiederanlauf / Wiederherstellung IT-Service "Dokumentenablage &amp; Kollaboration (SharePoint Online)"</w:t>
             </w:r>
             <w:r>
               <w:rPr>
@@ -5805,7 +5815,7 @@
                 <w:noProof/>
                 <w:webHidden/>
               </w:rPr>
-              <w:instrText xml:space="preserve"> PAGEREF _Toc232344707 \h </w:instrText>
+              <w:instrText xml:space="preserve"> PAGEREF _Toc232346868 \h </w:instrText>
             </w:r>
             <w:r>
               <w:rPr>
@@ -5825,7 +5835,7 @@
                 <w:noProof/>
                 <w:webHidden/>
               </w:rPr>
-              <w:t>22</w:t>
+              <w:t>26</w:t>
             </w:r>
             <w:r>
               <w:rPr>
@@ -5853,7 +5863,7 @@
               <w14:ligatures w14:val="standardContextual"/>
             </w:rPr>
           </w:pPr>
-          <w:hyperlink w:anchor="_Toc232344708" w:history="1">
+          <w:hyperlink w:anchor="_Toc232346869" w:history="1">
             <w:r>
               <w:rPr>
                 <w:rStyle w:val="Hyperlink"/>
@@ -5899,7 +5909,7 @@
                 <w:noProof/>
                 <w:webHidden/>
               </w:rPr>
-              <w:instrText xml:space="preserve"> PAGEREF _Toc232344708 \h </w:instrText>
+              <w:instrText xml:space="preserve"> PAGEREF _Toc232346869 \h </w:instrText>
             </w:r>
             <w:r>
               <w:rPr>
@@ -5919,7 +5929,7 @@
                 <w:noProof/>
                 <w:webHidden/>
               </w:rPr>
-              <w:t>23</w:t>
+              <w:t>27</w:t>
             </w:r>
             <w:r>
               <w:rPr>
@@ -5947,7 +5957,7 @@
               <w14:ligatures w14:val="standardContextual"/>
             </w:rPr>
           </w:pPr>
-          <w:hyperlink w:anchor="_Toc232344709" w:history="1">
+          <w:hyperlink w:anchor="_Toc232346870" w:history="1">
             <w:r>
               <w:rPr>
                 <w:rStyle w:val="Hyperlink"/>
@@ -5993,7 +6003,7 @@
                 <w:noProof/>
                 <w:webHidden/>
               </w:rPr>
-              <w:instrText xml:space="preserve"> PAGEREF _Toc232344709 \h </w:instrText>
+              <w:instrText xml:space="preserve"> PAGEREF _Toc232346870 \h </w:instrText>
             </w:r>
             <w:r>
               <w:rPr>
@@ -6013,7 +6023,7 @@
                 <w:noProof/>
                 <w:webHidden/>
               </w:rPr>
-              <w:t>23</w:t>
+              <w:t>27</w:t>
             </w:r>
             <w:r>
               <w:rPr>
@@ -6041,7 +6051,7 @@
               <w14:ligatures w14:val="standardContextual"/>
             </w:rPr>
           </w:pPr>
-          <w:hyperlink w:anchor="_Toc232344710" w:history="1">
+          <w:hyperlink w:anchor="_Toc232346871" w:history="1">
             <w:r>
               <w:rPr>
                 <w:rStyle w:val="Hyperlink"/>
@@ -6087,7 +6097,7 @@
                 <w:noProof/>
                 <w:webHidden/>
               </w:rPr>
-              <w:instrText xml:space="preserve"> PAGEREF _Toc232344710 \h </w:instrText>
+              <w:instrText xml:space="preserve"> PAGEREF _Toc232346871 \h </w:instrText>
             </w:r>
             <w:r>
               <w:rPr>
@@ -6107,7 +6117,7 @@
                 <w:noProof/>
                 <w:webHidden/>
               </w:rPr>
-              <w:t>23</w:t>
+              <w:t>27</w:t>
             </w:r>
             <w:r>
               <w:rPr>
@@ -6135,7 +6145,7 @@
               <w14:ligatures w14:val="standardContextual"/>
             </w:rPr>
           </w:pPr>
-          <w:hyperlink w:anchor="_Toc232344711" w:history="1">
+          <w:hyperlink w:anchor="_Toc232346872" w:history="1">
             <w:r>
               <w:rPr>
                 <w:rStyle w:val="Hyperlink"/>
@@ -6181,7 +6191,7 @@
                 <w:noProof/>
                 <w:webHidden/>
               </w:rPr>
-              <w:instrText xml:space="preserve"> PAGEREF _Toc232344711 \h </w:instrText>
+              <w:instrText xml:space="preserve"> PAGEREF _Toc232346872 \h </w:instrText>
             </w:r>
             <w:r>
               <w:rPr>
@@ -6201,7 +6211,7 @@
                 <w:noProof/>
                 <w:webHidden/>
               </w:rPr>
-              <w:t>24</w:t>
+              <w:t>28</w:t>
             </w:r>
             <w:r>
               <w:rPr>
@@ -6229,7 +6239,7 @@
               <w14:ligatures w14:val="standardContextual"/>
             </w:rPr>
           </w:pPr>
-          <w:hyperlink w:anchor="_Toc232344712" w:history="1">
+          <w:hyperlink w:anchor="_Toc232346873" w:history="1">
             <w:r>
               <w:rPr>
                 <w:rStyle w:val="Hyperlink"/>
@@ -6275,7 +6285,7 @@
                 <w:noProof/>
                 <w:webHidden/>
               </w:rPr>
-              <w:instrText xml:space="preserve"> PAGEREF _Toc232344712 \h </w:instrText>
+              <w:instrText xml:space="preserve"> PAGEREF _Toc232346873 \h </w:instrText>
             </w:r>
             <w:r>
               <w:rPr>
@@ -6295,7 +6305,7 @@
                 <w:noProof/>
                 <w:webHidden/>
               </w:rPr>
-              <w:t>26</w:t>
+              <w:t>30</w:t>
             </w:r>
             <w:r>
               <w:rPr>
@@ -6323,7 +6333,7 @@
               <w14:ligatures w14:val="standardContextual"/>
             </w:rPr>
           </w:pPr>
-          <w:hyperlink w:anchor="_Toc232344713" w:history="1">
+          <w:hyperlink w:anchor="_Toc232346874" w:history="1">
             <w:r>
               <w:rPr>
                 <w:rStyle w:val="Hyperlink"/>
@@ -6369,7 +6379,7 @@
                 <w:noProof/>
                 <w:webHidden/>
               </w:rPr>
-              <w:instrText xml:space="preserve"> PAGEREF _Toc232344713 \h </w:instrText>
+              <w:instrText xml:space="preserve"> PAGEREF _Toc232346874 \h </w:instrText>
             </w:r>
             <w:r>
               <w:rPr>
@@ -6389,7 +6399,7 @@
                 <w:noProof/>
                 <w:webHidden/>
               </w:rPr>
-              <w:t>27</w:t>
+              <w:t>31</w:t>
             </w:r>
             <w:r>
               <w:rPr>
@@ -6417,7 +6427,7 @@
               <w14:ligatures w14:val="standardContextual"/>
             </w:rPr>
           </w:pPr>
-          <w:hyperlink w:anchor="_Toc232344714" w:history="1">
+          <w:hyperlink w:anchor="_Toc232346875" w:history="1">
             <w:r>
               <w:rPr>
                 <w:rStyle w:val="Hyperlink"/>
@@ -6463,7 +6473,7 @@
                 <w:noProof/>
                 <w:webHidden/>
               </w:rPr>
-              <w:instrText xml:space="preserve"> PAGEREF _Toc232344714 \h </w:instrText>
+              <w:instrText xml:space="preserve"> PAGEREF _Toc232346875 \h </w:instrText>
             </w:r>
             <w:r>
               <w:rPr>
@@ -6483,7 +6493,7 @@
                 <w:noProof/>
                 <w:webHidden/>
               </w:rPr>
-              <w:t>28</w:t>
+              <w:t>32</w:t>
             </w:r>
             <w:r>
               <w:rPr>
@@ -6511,7 +6521,7 @@
               <w14:ligatures w14:val="standardContextual"/>
             </w:rPr>
           </w:pPr>
-          <w:hyperlink w:anchor="_Toc232344715" w:history="1">
+          <w:hyperlink w:anchor="_Toc232346876" w:history="1">
             <w:r>
               <w:rPr>
                 <w:rStyle w:val="Hyperlink"/>
@@ -6557,7 +6567,7 @@
                 <w:noProof/>
                 <w:webHidden/>
               </w:rPr>
-              <w:instrText xml:space="preserve"> PAGEREF _Toc232344715 \h </w:instrText>
+              <w:instrText xml:space="preserve"> PAGEREF _Toc232346876 \h </w:instrText>
             </w:r>
             <w:r>
               <w:rPr>
@@ -6577,7 +6587,7 @@
                 <w:noProof/>
                 <w:webHidden/>
               </w:rPr>
-              <w:t>28</w:t>
+              <w:t>32</w:t>
             </w:r>
             <w:r>
               <w:rPr>
@@ -6605,7 +6615,7 @@
               <w14:ligatures w14:val="standardContextual"/>
             </w:rPr>
           </w:pPr>
-          <w:hyperlink w:anchor="_Toc232344716" w:history="1">
+          <w:hyperlink w:anchor="_Toc232346877" w:history="1">
             <w:r>
               <w:rPr>
                 <w:rStyle w:val="Hyperlink"/>
@@ -6651,7 +6661,7 @@
                 <w:noProof/>
                 <w:webHidden/>
               </w:rPr>
-              <w:instrText xml:space="preserve"> PAGEREF _Toc232344716 \h </w:instrText>
+              <w:instrText xml:space="preserve"> PAGEREF _Toc232346877 \h </w:instrText>
             </w:r>
             <w:r>
               <w:rPr>
@@ -6671,7 +6681,7 @@
                 <w:noProof/>
                 <w:webHidden/>
               </w:rPr>
-              <w:t>28</w:t>
+              <w:t>32</w:t>
             </w:r>
             <w:r>
               <w:rPr>
@@ -6699,7 +6709,7 @@
               <w14:ligatures w14:val="standardContextual"/>
             </w:rPr>
           </w:pPr>
-          <w:hyperlink w:anchor="_Toc232344717" w:history="1">
+          <w:hyperlink w:anchor="_Toc232346878" w:history="1">
             <w:r>
               <w:rPr>
                 <w:rStyle w:val="Hyperlink"/>
@@ -6745,7 +6755,7 @@
                 <w:noProof/>
                 <w:webHidden/>
               </w:rPr>
-              <w:instrText xml:space="preserve"> PAGEREF _Toc232344717 \h </w:instrText>
+              <w:instrText xml:space="preserve"> PAGEREF _Toc232346878 \h </w:instrText>
             </w:r>
             <w:r>
               <w:rPr>
@@ -6765,7 +6775,7 @@
                 <w:noProof/>
                 <w:webHidden/>
               </w:rPr>
-              <w:t>29</w:t>
+              <w:t>33</w:t>
             </w:r>
             <w:r>
               <w:rPr>
@@ -6793,7 +6803,7 @@
               <w14:ligatures w14:val="standardContextual"/>
             </w:rPr>
           </w:pPr>
-          <w:hyperlink w:anchor="_Toc232344718" w:history="1">
+          <w:hyperlink w:anchor="_Toc232346879" w:history="1">
             <w:r>
               <w:rPr>
                 <w:rStyle w:val="Hyperlink"/>
@@ -6839,7 +6849,7 @@
                 <w:noProof/>
                 <w:webHidden/>
               </w:rPr>
-              <w:instrText xml:space="preserve"> PAGEREF _Toc232344718 \h </w:instrText>
+              <w:instrText xml:space="preserve"> PAGEREF _Toc232346879 \h </w:instrText>
             </w:r>
             <w:r>
               <w:rPr>
@@ -6859,7 +6869,7 @@
                 <w:noProof/>
                 <w:webHidden/>
               </w:rPr>
-              <w:t>30</w:t>
+              <w:t>34</w:t>
             </w:r>
             <w:r>
               <w:rPr>
@@ -6898,7 +6908,7 @@
       <w:pPr>
         <w:pStyle w:val="berschrift1"/>
       </w:pPr>
-      <w:bookmarkStart w:id="0" w:name="_Toc232344651"/>
+      <w:bookmarkStart w:id="0" w:name="_Toc232346812"/>
       <w:r>
         <w:t>Einordnung des IT-Notfallplans</w:t>
       </w:r>
@@ -7074,7 +7084,7 @@
       <w:pPr>
         <w:pStyle w:val="berschrift1"/>
       </w:pPr>
-      <w:bookmarkStart w:id="1" w:name="_Toc232344652"/>
+      <w:bookmarkStart w:id="1" w:name="_Toc232346813"/>
       <w:r>
         <w:t>Erkennen und Melden potenzielle</w:t>
       </w:r>
@@ -7293,7 +7303,7 @@
       <w:pPr>
         <w:pStyle w:val="berschrift2"/>
       </w:pPr>
-      <w:bookmarkStart w:id="2" w:name="_Toc232344653"/>
+      <w:bookmarkStart w:id="2" w:name="_Toc232346814"/>
       <w:r>
         <w:t xml:space="preserve">Kriterien eines potenziellen </w:t>
       </w:r>
@@ -7309,7 +7319,7 @@
       <w:pPr>
         <w:pStyle w:val="berschrift3"/>
       </w:pPr>
-      <w:bookmarkStart w:id="3" w:name="_Toc232344654"/>
+      <w:bookmarkStart w:id="3" w:name="_Toc232346815"/>
       <w:r>
         <w:t xml:space="preserve">Für den </w:t>
       </w:r>
@@ -7332,7 +7342,35 @@
         </w:numPr>
       </w:pPr>
       <w:r>
-        <w:t>...</w:t>
+        <w:t>Eines der folgenden Kriterien ist erfüllt:</w:t>
+      </w:r>
+      <w:r>
+        <w:br/>
+        <w:t>• Microsoft 365 Service Health Dashboard zeigt 'Service Degradation' oder 'Service Outage' für SharePoint Online oder OneDrive for Business</w:t>
+      </w:r>
+      <w:r>
+        <w:br/>
+        <w:t>• Nutzer können nicht auf SharePoint-Seiten oder OneDrive-Dokumente zugreifen</w:t>
+      </w:r>
+      <w:r>
+        <w:br/>
+        <w:t>• Ransomware-Indikator: Massenhaftes Umbenennen von Dateien mit unbekannten Endungen erkannt</w:t>
+      </w:r>
+      <w:r>
+        <w:br/>
+        <w:t>• Massiver Dateiverlust: Ungewöhnlich viele Dateien gelöscht (Defender Alert oder Nutzerberichte)</w:t>
+      </w:r>
+      <w:r>
+        <w:br/>
+        <w:t>• Unberechtigter externer Zugriff: Externe Freigaben für unbekannte Personen entdeckt</w:t>
+      </w:r>
+      <w:r>
+        <w:br/>
+        <w:t>• Entra ID / Conditional Access verhindert Zugriff auf SharePoint für alle oder viele Nutzer</w:t>
+      </w:r>
+      <w:r>
+        <w:br/>
+        <w:t>• DLP-Alert (Purview): Sensible Daten wurden extern geteilt oder heruntergeladen</w:t>
       </w:r>
     </w:p>
     <w:p/>
@@ -7340,7 +7378,7 @@
       <w:pPr>
         <w:pStyle w:val="berschrift3"/>
       </w:pPr>
-      <w:bookmarkStart w:id="4" w:name="_Toc232344655"/>
+      <w:bookmarkStart w:id="4" w:name="_Toc232346816"/>
       <w:r>
         <w:t xml:space="preserve">Für den IT </w:t>
       </w:r>
@@ -7363,7 +7401,19 @@
         </w:numPr>
       </w:pPr>
       <w:r>
-        <w:t>...</w:t>
+        <w:t>• Nutzer berichten, dass SharePoint-Seiten oder OneDrive-Dokumente nicht geöffnet werden können</w:t>
+      </w:r>
+      <w:r>
+        <w:br/>
+        <w:t>• Fehlermeldung '503 Service Unavailable' oder 'Diese Seite ist nicht verfügbar' erscheint</w:t>
+      </w:r>
+      <w:r>
+        <w:br/>
+        <w:t>• Mehr als 5 gleichzeitige Meldungen zu SharePoint / OneDrive Zugriffsproblemen</w:t>
+      </w:r>
+      <w:r>
+        <w:br/>
+        <w:t>• Verdacht auf Datenverlust: Nutzer berichten fehlende Dateien oder unbekannte Dateiendungen</w:t>
       </w:r>
     </w:p>
     <w:p/>
@@ -7371,7 +7421,7 @@
       <w:pPr>
         <w:pStyle w:val="berschrift3"/>
       </w:pPr>
-      <w:bookmarkStart w:id="5" w:name="_Toc232344656"/>
+      <w:bookmarkStart w:id="5" w:name="_Toc232346817"/>
       <w:r>
         <w:t xml:space="preserve">Für </w:t>
       </w:r>
@@ -7422,6 +7472,7 @@
         </w:numPr>
       </w:pPr>
       <w:r>
+        <w:lastRenderedPageBreak/>
         <w:t xml:space="preserve">Ausfall einer Anwendung, die </w:t>
       </w:r>
       <w:r>
@@ -7452,7 +7503,7 @@
         </w:numPr>
       </w:pPr>
       <w:r>
-        <w:t>...</w:t>
+        <w:t>• Ausfall von SharePoint Online / OneDrive for Business dauert länger als 30 Minuten an</w:t>
       </w:r>
     </w:p>
     <w:p/>
@@ -7460,7 +7511,7 @@
       <w:pPr>
         <w:pStyle w:val="berschrift3"/>
       </w:pPr>
-      <w:bookmarkStart w:id="6" w:name="_Toc232344657"/>
+      <w:bookmarkStart w:id="6" w:name="_Toc232346818"/>
       <w:r>
         <w:t xml:space="preserve">Für das </w:t>
       </w:r>
@@ -7497,7 +7548,7 @@
       <w:pPr>
         <w:pStyle w:val="berschrift3"/>
       </w:pPr>
-      <w:bookmarkStart w:id="7" w:name="_Toc232344658"/>
+      <w:bookmarkStart w:id="7" w:name="_Toc232346819"/>
       <w:r>
         <w:t xml:space="preserve">Für den </w:t>
       </w:r>
@@ -7538,7 +7589,7 @@
       <w:pPr>
         <w:pStyle w:val="berschrift2"/>
       </w:pPr>
-      <w:bookmarkStart w:id="8" w:name="_Toc232344659"/>
+      <w:bookmarkStart w:id="8" w:name="_Toc232346820"/>
       <w:r>
         <w:t>Automatisierte Systeme</w:t>
       </w:r>
@@ -7557,7 +7608,97 @@
     </w:p>
     <w:p>
       <w:r>
-        <w:t>...</w:t>
+        <w:t>Die folgenden Systeme generieren Alarme, die einen IT-Notfall bedeuten können:</w:t>
+      </w:r>
+      <w:r>
+        <w:br/>
+      </w:r>
+      <w:r>
+        <w:br/>
+        <w:t>• Microsoft 365 Service Health Dashboard</w:t>
+      </w:r>
+      <w:r>
+        <w:br/>
+        <w:t xml:space="preserve">  URL: https://admin.microsoft.com/adminportal/home#/servicehealth</w:t>
+      </w:r>
+      <w:r>
+        <w:br/>
+        <w:t xml:space="preserve">  → Zeigt aktuelle Ausfälle für SharePoint Online und OneDrive for Business</w:t>
+      </w:r>
+      <w:r>
+        <w:br/>
+      </w:r>
+      <w:r>
+        <w:br/>
+        <w:t>• Microsoft Defender for Cloud Apps (MDCA)</w:t>
+      </w:r>
+      <w:r>
+        <w:br/>
+        <w:t xml:space="preserve">  URL: https://security.microsoft.com → Cloud Apps</w:t>
+      </w:r>
+      <w:r>
+        <w:br/>
+        <w:t xml:space="preserve">  → Alerts bei massenhaftem Datei-Download, Ransomware-Erkennung, Shadow IT</w:t>
+      </w:r>
+      <w:r>
+        <w:br/>
+        <w:t xml:space="preserve">  → Erkennt ungewöhnliche Dateizugriffsmengen automatisch</w:t>
+      </w:r>
+      <w:r>
+        <w:br/>
+      </w:r>
+      <w:r>
+        <w:br/>
+        <w:t>• Microsoft Purview DLP (Data Loss Prevention)</w:t>
+      </w:r>
+      <w:r>
+        <w:br/>
+        <w:t xml:space="preserve">  URL: compliance.microsoft.com → Datenverlust-Verhinderung</w:t>
+      </w:r>
+      <w:r>
+        <w:br/>
+        <w:t xml:space="preserve">  → Alerts wenn sensible Daten (z.B. Kreditkartendaten, Personalausweise) extern geteilt werden</w:t>
+      </w:r>
+      <w:r>
+        <w:br/>
+      </w:r>
+      <w:r>
+        <w:br/>
+        <w:t>• Microsoft Entra ID Identity Protection</w:t>
+      </w:r>
+      <w:r>
+        <w:br/>
+        <w:t xml:space="preserve">  URL: https://entra.microsoft.com → Protection → Identity Protection</w:t>
+      </w:r>
+      <w:r>
+        <w:br/>
+        <w:t xml:space="preserve">  → Risk Events: Anomaler Dateizugriff über kompromittierte Konten</w:t>
+      </w:r>
+      <w:r>
+        <w:br/>
+      </w:r>
+      <w:r>
+        <w:br/>
+        <w:t>• Microsoft Sentinel (sofern lizenziert)</w:t>
+      </w:r>
+      <w:r>
+        <w:br/>
+        <w:t xml:space="preserve">  → Analytics Rules für SharePoint Anomalien (Massen-Downloads, Löschangriffe)</w:t>
+      </w:r>
+      <w:r>
+        <w:br/>
+      </w:r>
+      <w:r>
+        <w:br/>
+        <w:t>• SharePoint Admin Center – Aktive Sites Überwachung</w:t>
+      </w:r>
+      <w:r>
+        <w:br/>
+        <w:t xml:space="preserve">  URL: https://admin.microsoft.com → SharePoint → Aktive Sites</w:t>
+      </w:r>
+      <w:r>
+        <w:br/>
+        <w:t xml:space="preserve">  → Speichernutzung und Freigabestatus aller Sites</w:t>
       </w:r>
     </w:p>
     <w:p/>
@@ -7565,8 +7706,9 @@
       <w:pPr>
         <w:pStyle w:val="berschrift2"/>
       </w:pPr>
-      <w:bookmarkStart w:id="9" w:name="_Toc232344660"/>
-      <w:r>
+      <w:bookmarkStart w:id="9" w:name="_Toc232346821"/>
+      <w:r>
+        <w:lastRenderedPageBreak/>
         <w:t>Meld</w:t>
       </w:r>
       <w:r>
@@ -7587,7 +7729,7 @@
       <w:pPr>
         <w:pStyle w:val="berschrift3"/>
       </w:pPr>
-      <w:bookmarkStart w:id="10" w:name="_Toc232344661"/>
+      <w:bookmarkStart w:id="10" w:name="_Toc232346822"/>
       <w:r>
         <w:t>Zu normalen Arbeitszeiten:</w:t>
       </w:r>
@@ -7629,25 +7771,27 @@
       </w:r>
     </w:p>
     <w:p>
-      <w:pPr>
-        <w:rPr>
-          <w:lang w:val="en-US"/>
-        </w:rPr>
-      </w:pPr>
-      <w:r>
-        <w:rPr>
-          <w:lang w:val="en-US"/>
-        </w:rPr>
-        <w:t>...</w:t>
-      </w:r>
-    </w:p>
-    <w:p>
-      <w:pPr>
-        <w:rPr>
-          <w:lang w:val="en-US"/>
-        </w:rPr>
-      </w:pPr>
-    </w:p>
+      <w:r>
+        <w:t>IT Help Desk kontaktieren:</w:t>
+      </w:r>
+      <w:r>
+        <w:br/>
+        <w:t>Telefon: [Bitte eintragen]</w:t>
+      </w:r>
+      <w:r>
+        <w:br/>
+        <w:t>E-Mail: helpdesk@[domain.de]</w:t>
+      </w:r>
+      <w:r>
+        <w:br/>
+        <w:t>Ticket-System: [URL eintragen]</w:t>
+      </w:r>
+      <w:r>
+        <w:br/>
+        <w:t>Alternativ: Microsoft 365 Service Health prüfen unter https://admin.microsoft.com</w:t>
+      </w:r>
+    </w:p>
+    <w:p/>
     <w:p>
       <w:r>
         <w:t xml:space="preserve">Weiterleitung </w:t>
@@ -7673,7 +7817,11 @@
     </w:p>
     <w:p>
       <w:r>
-        <w:t>...</w:t>
+        <w:t>Michael Kirst-Neshva (IT-Verantwortlicher)</w:t>
+      </w:r>
+      <w:r>
+        <w:br/>
+        <w:t>michael_kirst@hotmail.com | Mobil: [Bitte eintragen]</w:t>
       </w:r>
     </w:p>
     <w:p/>
@@ -7681,7 +7829,7 @@
       <w:pPr>
         <w:pStyle w:val="berschrift3"/>
       </w:pPr>
-      <w:bookmarkStart w:id="11" w:name="_Toc232344662"/>
+      <w:bookmarkStart w:id="11" w:name="_Toc232346823"/>
       <w:r>
         <w:t>Außerhalb der normalen Arbeitszeiten</w:t>
       </w:r>
@@ -7709,7 +7857,15 @@
     </w:p>
     <w:p>
       <w:r>
-        <w:t>...</w:t>
+        <w:t>Michael Kirst-Neshva (IT-Verantwortlicher)</w:t>
+      </w:r>
+      <w:r>
+        <w:br/>
+        <w:t>Mobil: [Bitte eintragen] (24/7 erreichbar für IT-Notfälle)</w:t>
+      </w:r>
+      <w:r>
+        <w:br/>
+        <w:t>michael_kirst@hotmail.com</w:t>
       </w:r>
     </w:p>
     <w:p/>
@@ -7722,7 +7878,7 @@
       <w:pPr>
         <w:pStyle w:val="berschrift2"/>
       </w:pPr>
-      <w:bookmarkStart w:id="12" w:name="_Toc232344663"/>
+      <w:bookmarkStart w:id="12" w:name="_Toc232346824"/>
       <w:r>
         <w:t xml:space="preserve">Diensthabende </w:t>
       </w:r>
@@ -7756,7 +7912,7 @@
       <w:pPr>
         <w:pStyle w:val="berschrift1"/>
       </w:pPr>
-      <w:bookmarkStart w:id="13" w:name="_Toc232344664"/>
+      <w:bookmarkStart w:id="13" w:name="_Toc232346825"/>
       <w:r>
         <w:t>IT-</w:t>
       </w:r>
@@ -7769,7 +7925,7 @@
       <w:pPr>
         <w:pStyle w:val="berschrift2"/>
       </w:pPr>
-      <w:bookmarkStart w:id="14" w:name="_Toc232344665"/>
+      <w:bookmarkStart w:id="14" w:name="_Toc232346826"/>
       <w:r>
         <w:t>Allgemein</w:t>
       </w:r>
@@ -7893,7 +8049,7 @@
       <w:pPr>
         <w:pStyle w:val="berschrift2"/>
       </w:pPr>
-      <w:bookmarkStart w:id="15" w:name="_Toc232344666"/>
+      <w:bookmarkStart w:id="15" w:name="_Toc232346827"/>
       <w:r>
         <w:t xml:space="preserve">Bei </w:t>
       </w:r>
@@ -7928,7 +8084,11 @@
         </w:numPr>
       </w:pPr>
       <w:r>
-        <w:t>...</w:t>
+        <w:t>Betroffene SharePoint-Site sofort isolieren:</w:t>
+      </w:r>
+      <w:r>
+        <w:br/>
+        <w:t>SharePoint Admin Center → Aktive Sites → [Site] → Externe Freigabe deaktivieren</w:t>
       </w:r>
     </w:p>
     <w:p>
@@ -7959,7 +8119,11 @@
         </w:numPr>
       </w:pPr>
       <w:r>
-        <w:t>...</w:t>
+        <w:t>Betroffene SharePoint-Site sofort isolieren:</w:t>
+      </w:r>
+      <w:r>
+        <w:br/>
+        <w:t>SharePoint Admin Center → Aktive Sites → [Site] → Externe Freigabe deaktivieren</w:t>
       </w:r>
     </w:p>
     <w:p/>
@@ -7967,7 +8131,7 @@
       <w:pPr>
         <w:pStyle w:val="berschrift2"/>
       </w:pPr>
-      <w:bookmarkStart w:id="16" w:name="_Toc232344667"/>
+      <w:bookmarkStart w:id="16" w:name="_Toc232346828"/>
       <w:r>
         <w:t xml:space="preserve">Bei </w:t>
       </w:r>
@@ -7978,7 +8142,31 @@
     </w:p>
     <w:p>
       <w:r>
-        <w:t>...</w:t>
+        <w:t>Bei Feuer oder Wassereinwirkung im Büro:</w:t>
+      </w:r>
+      <w:r>
+        <w:br/>
+        <w:t>1. Personen in Sicherheit bringen – Notruf 112 wählen</w:t>
+      </w:r>
+      <w:r>
+        <w:br/>
+        <w:t>2. Arbeitsgeräte (Laptops) mitnehmen falls sicher möglich</w:t>
+      </w:r>
+      <w:r>
+        <w:br/>
+        <w:t>3. Alle Microsoft 365 Dienste bleiben verfügbar – keine physische Infrastruktur vor Ort</w:t>
+      </w:r>
+      <w:r>
+        <w:br/>
+        <w:t>4. Fernzugriff über privates Netz / Mobilgerät ist sofort möglich</w:t>
+      </w:r>
+      <w:r>
+        <w:br/>
+        <w:t>5. Geschäftsführung und IT-Verantwortlichen benachrichtigen</w:t>
+      </w:r>
+      <w:r>
+        <w:br/>
+        <w:t>6. Homeoffice-Betrieb für alle Mitarbeitenden aktivieren</w:t>
       </w:r>
     </w:p>
     <w:p/>
@@ -7987,7 +8175,7 @@
       <w:pPr>
         <w:pStyle w:val="berschrift2"/>
       </w:pPr>
-      <w:bookmarkStart w:id="17" w:name="_Toc232344668"/>
+      <w:bookmarkStart w:id="17" w:name="_Toc232346829"/>
       <w:r>
         <w:t>Umschwenken kritischer Anwendungen auf Ersatz-Infrastruktur</w:t>
       </w:r>
@@ -8002,7 +8190,11 @@
         </w:numPr>
       </w:pPr>
       <w:r>
-        <w:t>Ersatz-Rechenzentrum</w:t>
+        <w:rPr>
+          <w:i/>
+          <w:color w:val="808080"/>
+        </w:rPr>
+        <w:t>Ersatz-Rechenzentrum: Nicht anwendbar – Microsoft betreibt geo-redundante Rechenzentren mit automatischem Failover.</w:t>
       </w:r>
     </w:p>
     <w:p>
@@ -8014,7 +8206,11 @@
         </w:numPr>
       </w:pPr>
       <w:r>
-        <w:t>Ersatz-Server</w:t>
+        <w:rPr>
+          <w:i/>
+          <w:color w:val="808080"/>
+        </w:rPr>
+        <w:t>Ersatz-Server: Nicht anwendbar – Microsoft betreibt geo-redundante Rechenzentren mit automatischem Failover.</w:t>
       </w:r>
     </w:p>
     <w:p>
@@ -8044,7 +8240,7 @@
         </w:numPr>
       </w:pPr>
       <w:r>
-        <w:t>...</w:t>
+        <w:t>Michael Kirst-Neshva (SharePoint-Administrator / IT-Verantwortlicher)</w:t>
       </w:r>
     </w:p>
     <w:p>
@@ -8060,7 +8256,7 @@
       <w:pPr>
         <w:pStyle w:val="berschrift1"/>
       </w:pPr>
-      <w:bookmarkStart w:id="18" w:name="_Toc232344669"/>
+      <w:bookmarkStart w:id="18" w:name="_Toc232346830"/>
       <w:r>
         <w:t>Ausrufen eines IT-Notfalls</w:t>
       </w:r>
@@ -8070,7 +8266,7 @@
       <w:pPr>
         <w:pStyle w:val="berschrift3"/>
       </w:pPr>
-      <w:bookmarkStart w:id="19" w:name="_Toc232344670"/>
+      <w:bookmarkStart w:id="19" w:name="_Toc232346831"/>
       <w:r>
         <w:t>Reihenfolge</w:t>
       </w:r>
@@ -8086,7 +8282,7 @@
       <w:pPr>
         <w:pStyle w:val="berschrift3"/>
       </w:pPr>
-      <w:bookmarkStart w:id="20" w:name="_Toc232344671"/>
+      <w:bookmarkStart w:id="20" w:name="_Toc232346832"/>
       <w:r>
         <w:t>Kriterien für einen IT-Notfall</w:t>
       </w:r>
@@ -8162,7 +8358,7 @@
       <w:pPr>
         <w:pStyle w:val="berschrift3"/>
       </w:pPr>
-      <w:bookmarkStart w:id="21" w:name="_Toc232344672"/>
+      <w:bookmarkStart w:id="21" w:name="_Toc232346833"/>
       <w:r>
         <w:t>Wer ruft den Notfall aus?</w:t>
       </w:r>
@@ -8254,7 +8450,7 @@
         <w:ind w:left="360"/>
       </w:pPr>
       <w:r>
-        <w:t>...</w:t>
+        <w:t>MSP-Partner / Managed Service Provider (bei Bedarf)</w:t>
       </w:r>
     </w:p>
     <w:p/>
@@ -8262,7 +8458,7 @@
       <w:pPr>
         <w:pStyle w:val="berschrift3"/>
       </w:pPr>
-      <w:bookmarkStart w:id="22" w:name="_Toc232344673"/>
+      <w:bookmarkStart w:id="22" w:name="_Toc232346834"/>
       <w:r>
         <w:t>Unklare Situationen, Vorwarnung</w:t>
       </w:r>
@@ -8298,7 +8494,7 @@
       <w:pPr>
         <w:pStyle w:val="berschrift2"/>
       </w:pPr>
-      <w:bookmarkStart w:id="23" w:name="_Toc232344674"/>
+      <w:bookmarkStart w:id="23" w:name="_Toc232346835"/>
       <w:r>
         <w:t>Alarmierung</w:t>
       </w:r>
@@ -8311,7 +8507,7 @@
       <w:pPr>
         <w:pStyle w:val="berschrift3"/>
       </w:pPr>
-      <w:bookmarkStart w:id="24" w:name="_Toc232344675"/>
+      <w:bookmarkStart w:id="24" w:name="_Toc232346836"/>
       <w:r>
         <w:t>Grundsätze</w:t>
       </w:r>
@@ -8384,7 +8580,7 @@
       <w:pPr>
         <w:pStyle w:val="berschrift3"/>
       </w:pPr>
-      <w:bookmarkStart w:id="25" w:name="_Toc232344676"/>
+      <w:bookmarkStart w:id="25" w:name="_Toc232346837"/>
       <w:r>
         <w:t>Alarmierung bei einem IT-Notfall</w:t>
       </w:r>
@@ -8416,7 +8612,11 @@
         </w:numPr>
       </w:pPr>
       <w:r>
-        <w:t>...</w:t>
+        <w:t>Michael Kirst-Neshva – IT-Verantwortlicher / CISO</w:t>
+      </w:r>
+      <w:r>
+        <w:br/>
+        <w:t>Telefon: [Bitte eintragen] | michael_kirst@hotmail.com</w:t>
       </w:r>
     </w:p>
     <w:p/>
@@ -8500,7 +8700,7 @@
         </w:numPr>
       </w:pPr>
       <w:r>
-        <w:t>...</w:t>
+        <w:t>Abteilungsleiter der betroffenen Geschäftsbereiche (je nach Situation)</w:t>
       </w:r>
     </w:p>
     <w:p/>
@@ -8518,7 +8718,11 @@
         </w:numPr>
       </w:pPr>
       <w:r>
-        <w:t>...</w:t>
+        <w:t>Alle Mitarbeitenden per Microsoft Teams-Broadcast oder Telefon-Rundanruf benachrichtigen.</w:t>
+      </w:r>
+      <w:r>
+        <w:br/>
+        <w:t>Anweisung: Keine E-Mails öffnen / keine externen Links klicken bis Entwarnung erfolgt.</w:t>
       </w:r>
     </w:p>
     <w:p>
@@ -8535,7 +8739,7 @@
       <w:pPr>
         <w:pStyle w:val="berschrift3"/>
       </w:pPr>
-      <w:bookmarkStart w:id="26" w:name="_Toc232344677"/>
+      <w:bookmarkStart w:id="26" w:name="_Toc232346838"/>
       <w:r>
         <w:t>Meldebaum</w:t>
       </w:r>
@@ -10803,7 +11007,7 @@
       <w:pPr>
         <w:pStyle w:val="berschrift3"/>
       </w:pPr>
-      <w:bookmarkStart w:id="27" w:name="_Toc232344678"/>
+      <w:bookmarkStart w:id="27" w:name="_Toc232346839"/>
       <w:r>
         <w:t>Standardisierte Meldung</w:t>
       </w:r>
@@ -10908,7 +11112,7 @@
       <w:pPr>
         <w:pStyle w:val="berschrift1"/>
       </w:pPr>
-      <w:bookmarkStart w:id="28" w:name="_Toc232344679"/>
+      <w:bookmarkStart w:id="28" w:name="_Toc232346840"/>
       <w:r>
         <w:t>Notfall</w:t>
       </w:r>
@@ -10930,7 +11134,7 @@
       <w:pPr>
         <w:pStyle w:val="berschrift2"/>
       </w:pPr>
-      <w:bookmarkStart w:id="29" w:name="_Toc232344680"/>
+      <w:bookmarkStart w:id="29" w:name="_Toc232346841"/>
       <w:r>
         <w:t>Allgemein</w:t>
       </w:r>
@@ -10989,7 +11193,7 @@
       <w:pPr>
         <w:pStyle w:val="berschrift2"/>
       </w:pPr>
-      <w:bookmarkStart w:id="30" w:name="_Toc232344681"/>
+      <w:bookmarkStart w:id="30" w:name="_Toc232346842"/>
       <w:r>
         <w:t xml:space="preserve">Arbeitsräume für den </w:t>
       </w:r>
@@ -11008,7 +11212,15 @@
     </w:p>
     <w:p>
       <w:r>
-        <w:t>...</w:t>
+        <w:t>Konferenzraum / Besprechungsraum im Büro.</w:t>
+      </w:r>
+      <w:r>
+        <w:br/>
+        <w:t>Bei Homeoffice-only Betrieb: Nicht anwendbar – kein physisches Bürogebäude erforderlich.</w:t>
+      </w:r>
+      <w:r>
+        <w:br/>
+        <w:t>Virtueller Krisenraum: Microsoft Teams-Kanal 'IT-Notfall' (dauerhaft eingerichtet)</w:t>
       </w:r>
     </w:p>
     <w:p/>
@@ -11019,7 +11231,15 @@
     </w:p>
     <w:p>
       <w:r>
-        <w:t>...</w:t>
+        <w:t>Konferenzraum / Besprechungsraum im Büro.</w:t>
+      </w:r>
+      <w:r>
+        <w:br/>
+        <w:t>Bei Homeoffice-only Betrieb: Nicht anwendbar – kein physisches Bürogebäude erforderlich.</w:t>
+      </w:r>
+      <w:r>
+        <w:br/>
+        <w:t>Virtueller Krisenraum: Microsoft Teams-Kanal 'IT-Notfall' (dauerhaft eingerichtet)</w:t>
       </w:r>
     </w:p>
     <w:p/>
@@ -11030,14 +11250,22 @@
     </w:p>
     <w:p>
       <w:r>
-        <w:t>...</w:t>
+        <w:t>Microsoft Teams – Kanal 'IT-Notfall-Stab' (permanent eingerichtet)</w:t>
+      </w:r>
+      <w:r>
+        <w:br/>
+        <w:t>Alle IT-Notfall-Stab Mitglieder sind Mitglieder dieses Teams.</w:t>
+      </w:r>
+      <w:r>
+        <w:br/>
+        <w:t>Zugang: teams.microsoft.com (unabhängig von Exchange Online)</w:t>
       </w:r>
     </w:p>
     <w:p>
       <w:pPr>
         <w:pStyle w:val="berschrift2"/>
       </w:pPr>
-      <w:bookmarkStart w:id="31" w:name="_Toc232344682"/>
+      <w:bookmarkStart w:id="31" w:name="_Toc232346843"/>
       <w:r>
         <w:t>Arbeitsmodi des Notfall-Stabs</w:t>
       </w:r>
@@ -11105,7 +11333,7 @@
       <w:pPr>
         <w:pStyle w:val="berschrift2"/>
       </w:pPr>
-      <w:bookmarkStart w:id="32" w:name="_Toc232344683"/>
+      <w:bookmarkStart w:id="32" w:name="_Toc232346844"/>
       <w:r>
         <w:t xml:space="preserve">Management </w:t>
       </w:r>
@@ -11171,7 +11399,7 @@
       <w:pPr>
         <w:pStyle w:val="berschrift2"/>
       </w:pPr>
-      <w:bookmarkStart w:id="33" w:name="_Toc232344684"/>
+      <w:bookmarkStart w:id="33" w:name="_Toc232346845"/>
       <w:r>
         <w:t>Meldepflichten</w:t>
       </w:r>
@@ -11300,7 +11528,7 @@
       <w:pPr>
         <w:pStyle w:val="berschrift2"/>
       </w:pPr>
-      <w:bookmarkStart w:id="34" w:name="_Toc232344685"/>
+      <w:bookmarkStart w:id="34" w:name="_Toc232346846"/>
       <w:r>
         <w:t>Dokumentation und Beweissicherung</w:t>
       </w:r>
@@ -11310,7 +11538,7 @@
       <w:pPr>
         <w:pStyle w:val="berschrift3"/>
       </w:pPr>
-      <w:bookmarkStart w:id="35" w:name="_Toc232344686"/>
+      <w:bookmarkStart w:id="35" w:name="_Toc232346847"/>
       <w:r>
         <w:t>Protokollierung der Ereignisse</w:t>
       </w:r>
@@ -11329,7 +11557,7 @@
       <w:pPr>
         <w:pStyle w:val="berschrift3"/>
       </w:pPr>
-      <w:bookmarkStart w:id="36" w:name="_Toc232344687"/>
+      <w:bookmarkStart w:id="36" w:name="_Toc232346848"/>
       <w:r>
         <w:lastRenderedPageBreak/>
         <w:t>Forensische Sicherung auf IT-Systemen</w:t>
@@ -11346,7 +11574,7 @@
       <w:pPr>
         <w:pStyle w:val="berschrift2"/>
       </w:pPr>
-      <w:bookmarkStart w:id="37" w:name="_Toc232344688"/>
+      <w:bookmarkStart w:id="37" w:name="_Toc232346849"/>
       <w:r>
         <w:t>Kommunikation</w:t>
       </w:r>
@@ -11356,7 +11584,7 @@
       <w:pPr>
         <w:pStyle w:val="berschrift3"/>
       </w:pPr>
-      <w:bookmarkStart w:id="38" w:name="_Toc232344689"/>
+      <w:bookmarkStart w:id="38" w:name="_Toc232346850"/>
       <w:r>
         <w:t>Interne Kommunikation</w:t>
       </w:r>
@@ -11607,7 +11835,7 @@
       <w:pPr>
         <w:pStyle w:val="berschrift3"/>
       </w:pPr>
-      <w:bookmarkStart w:id="39" w:name="_Toc232344690"/>
+      <w:bookmarkStart w:id="39" w:name="_Toc232346851"/>
       <w:r>
         <w:t>Kommunikation mit Kunden</w:t>
       </w:r>
@@ -11660,7 +11888,7 @@
       <w:pPr>
         <w:pStyle w:val="berschrift3"/>
       </w:pPr>
-      <w:bookmarkStart w:id="40" w:name="_Toc232344691"/>
+      <w:bookmarkStart w:id="40" w:name="_Toc232346852"/>
       <w:r>
         <w:t>Kommunikation mit Behörden und Ämtern</w:t>
       </w:r>
@@ -11722,7 +11950,7 @@
       <w:pPr>
         <w:pStyle w:val="berschrift2"/>
       </w:pPr>
-      <w:bookmarkStart w:id="41" w:name="_Toc232344692"/>
+      <w:bookmarkStart w:id="41" w:name="_Toc232346853"/>
       <w:r>
         <w:t>Ö</w:t>
       </w:r>
@@ -11827,7 +12055,7 @@
         <w:ind w:left="360"/>
       </w:pPr>
       <w:r>
-        <w:t>...</w:t>
+        <w:t>Social Media Statements (LinkedIn, X/Twitter) – nur nach Freigabe durch Geschäftsführung</w:t>
       </w:r>
     </w:p>
     <w:p/>
@@ -11935,7 +12163,7 @@
       <w:pPr>
         <w:pStyle w:val="berschrift2"/>
       </w:pPr>
-      <w:bookmarkStart w:id="42" w:name="_Toc232344693"/>
+      <w:bookmarkStart w:id="42" w:name="_Toc232346854"/>
       <w:r>
         <w:t xml:space="preserve">Alternative </w:t>
       </w:r>
@@ -12018,7 +12246,7 @@
         </w:numPr>
       </w:pPr>
       <w:r>
-        <w:t>...</w:t>
+        <w:t>Priorisierung: Zuerst kritische Geschäftsprozesse wiederherstellen (E-Mail/Kommunikation → Dokumente → Reporting)</w:t>
       </w:r>
     </w:p>
     <w:p/>
@@ -12043,7 +12271,7 @@
       <w:pPr>
         <w:pStyle w:val="berschrift1"/>
       </w:pPr>
-      <w:bookmarkStart w:id="43" w:name="_Toc232344694"/>
+      <w:bookmarkStart w:id="43" w:name="_Toc232346855"/>
       <w:r>
         <w:t>Wiederanlauf und Wiederherstellung k</w:t>
       </w:r>
@@ -12067,7 +12295,7 @@
       <w:pPr>
         <w:pStyle w:val="berschrift2"/>
       </w:pPr>
-      <w:bookmarkStart w:id="44" w:name="_Toc232344695"/>
+      <w:bookmarkStart w:id="44" w:name="_Toc232346856"/>
       <w:r>
         <w:t>Liste der k</w:t>
       </w:r>
@@ -13052,7 +13280,15 @@
         <w:ind w:left="708"/>
       </w:pPr>
       <w:r>
-        <w:t>...</w:t>
+        <w:t>Alle Geschäftsprozesse basieren auf SharePoint Online / OneDrive for Business.</w:t>
+      </w:r>
+      <w:r>
+        <w:br/>
+        <w:t>Bei Microsoft-seitigem Ausfall: Keine Wiederherstellung durch interne Maßnahmen möglich.</w:t>
+      </w:r>
+      <w:r>
+        <w:br/>
+        <w:t>Microsoft SLA: 99,9 % Verfügbarkeit | Entschädigung bei SLA-Verletzung gemäß Lizenzvertrag.</w:t>
       </w:r>
     </w:p>
     <w:p>
@@ -13084,7 +13320,7 @@
       <w:pPr>
         <w:pStyle w:val="berschrift2"/>
       </w:pPr>
-      <w:bookmarkStart w:id="45" w:name="_Toc232344696"/>
+      <w:bookmarkStart w:id="45" w:name="_Toc232346857"/>
       <w:r>
         <w:t>Geschäftsprozess: Vertrieb</w:t>
       </w:r>
@@ -13743,7 +13979,7 @@
       <w:pPr>
         <w:pStyle w:val="berschrift2"/>
       </w:pPr>
-      <w:bookmarkStart w:id="46" w:name="_Toc232344697"/>
+      <w:bookmarkStart w:id="46" w:name="_Toc232346858"/>
       <w:r>
         <w:t>Geschäftsprozess: Produktionsplanung</w:t>
       </w:r>
@@ -14098,7 +14334,7 @@
       <w:pPr>
         <w:pStyle w:val="berschrift2"/>
       </w:pPr>
-      <w:bookmarkStart w:id="47" w:name="_Toc232344698"/>
+      <w:bookmarkStart w:id="47" w:name="_Toc232346859"/>
       <w:r>
         <w:t>Geschäftsprozess: Auftragsabwicklung</w:t>
       </w:r>
@@ -14106,7 +14342,27 @@
     </w:p>
     <w:p>
       <w:r>
-        <w:t>...</w:t>
+        <w:t>Auftragsabwicklung basiert auf SharePoint Online / OneDrive for Business.</w:t>
+      </w:r>
+      <w:r>
+        <w:br/>
+        <w:t>Kritische Abhängigkeiten:</w:t>
+      </w:r>
+      <w:r>
+        <w:br/>
+        <w:t>• E-Mail-Kommunikation mit Kunden und Lieferanten über SharePoint Online / OneDrive for Business</w:t>
+      </w:r>
+      <w:r>
+        <w:br/>
+        <w:t>• Dokumentenablage in SharePoint / OneDrive</w:t>
+      </w:r>
+      <w:r>
+        <w:br/>
+        <w:t>Maximale Wiederanlaufzeit: 4 Stunden</w:t>
+      </w:r>
+      <w:r>
+        <w:br/>
+        <w:t>Notbetrieb: Telefonische Auftragsannahme und manuelle Dokumentation</w:t>
       </w:r>
     </w:p>
     <w:p>
@@ -14122,7 +14378,7 @@
       <w:pPr>
         <w:pStyle w:val="berschrift1"/>
       </w:pPr>
-      <w:bookmarkStart w:id="48" w:name="_Toc232344699"/>
+      <w:bookmarkStart w:id="48" w:name="_Toc232346860"/>
       <w:r>
         <w:t>Wiederanlauf und Wiederherstellung der k</w:t>
       </w:r>
@@ -14177,7 +14433,7 @@
       <w:pPr>
         <w:pStyle w:val="berschrift2"/>
       </w:pPr>
-      <w:bookmarkStart w:id="49" w:name="_Toc232344700"/>
+      <w:bookmarkStart w:id="49" w:name="_Toc232346861"/>
       <w:r>
         <w:t>Übergreifend</w:t>
       </w:r>
@@ -14187,7 +14443,7 @@
       <w:pPr>
         <w:pStyle w:val="berschrift3"/>
       </w:pPr>
-      <w:bookmarkStart w:id="50" w:name="_Toc232344701"/>
+      <w:bookmarkStart w:id="50" w:name="_Toc232346862"/>
       <w:r>
         <w:t>Mögliche Ersatz</w:t>
       </w:r>
@@ -14281,7 +14537,7 @@
       <w:pPr>
         <w:pStyle w:val="berschrift3"/>
       </w:pPr>
-      <w:bookmarkStart w:id="51" w:name="_Toc232344702"/>
+      <w:bookmarkStart w:id="51" w:name="_Toc232346863"/>
       <w:r>
         <w:t xml:space="preserve">Bedarf </w:t>
       </w:r>
@@ -14786,7 +15042,7 @@
       <w:pPr>
         <w:pStyle w:val="berschrift3"/>
       </w:pPr>
-      <w:bookmarkStart w:id="52" w:name="_Toc232344703"/>
+      <w:bookmarkStart w:id="52" w:name="_Toc232346864"/>
       <w:r>
         <w:t>Dienstleister</w:t>
       </w:r>
@@ -14864,7 +15120,7 @@
       <w:pPr>
         <w:pStyle w:val="berschrift3"/>
       </w:pPr>
-      <w:bookmarkStart w:id="53" w:name="_Toc232344704"/>
+      <w:bookmarkStart w:id="53" w:name="_Toc232346865"/>
       <w:r>
         <w:t>IT-Infrastruktur</w:t>
       </w:r>
@@ -14885,7 +15141,11 @@
     </w:p>
     <w:p>
       <w:r>
-        <w:t>...</w:t>
+        <w:rPr>
+          <w:i/>
+          <w:color w:val="808080"/>
+        </w:rPr>
+        <w:t>Nicht anwendbar – keine eigene Netzwerkinfrastruktur vorhanden. Microsoft betreibt die vollständige Cloud-Infrastruktur.</w:t>
       </w:r>
     </w:p>
     <w:p>
@@ -14904,7 +15164,11 @@
     </w:p>
     <w:p>
       <w:r>
-        <w:t>...</w:t>
+        <w:rPr>
+          <w:i/>
+          <w:color w:val="808080"/>
+        </w:rPr>
+        <w:t>Nicht anwendbar – keine eigene Netzwerkinfrastruktur vorhanden. Microsoft betreibt die vollständige Cloud-Infrastruktur.</w:t>
       </w:r>
     </w:p>
     <w:p>
@@ -14922,7 +15186,11 @@
     </w:p>
     <w:p>
       <w:r>
-        <w:t>...</w:t>
+        <w:rPr>
+          <w:i/>
+          <w:color w:val="808080"/>
+        </w:rPr>
+        <w:t>Nicht anwendbar – kein eigenes Rechenzentrum oder eigene Server vorhanden. Die gesamte Serverinfrastruktur wird durch Microsoft Ireland Operations Limited betrieben. Microsoft-SLA: 99,9 % Verfügbarkeit. Failover erfolgt automatisch durch Microsoft.</w:t>
       </w:r>
     </w:p>
     <w:p>
@@ -14941,7 +15209,11 @@
     </w:p>
     <w:p>
       <w:r>
-        <w:t>...</w:t>
+        <w:rPr>
+          <w:i/>
+          <w:color w:val="808080"/>
+        </w:rPr>
+        <w:t>Nicht anwendbar – kein eigenes Rechenzentrum oder eigene Server vorhanden. Die gesamte Serverinfrastruktur wird durch Microsoft Ireland Operations Limited betrieben. Microsoft-SLA: 99,9 % Verfügbarkeit. Failover erfolgt automatisch durch Microsoft.</w:t>
       </w:r>
     </w:p>
     <w:p/>
@@ -14959,11 +15231,67 @@
       </w:r>
     </w:p>
     <w:p>
-      <w:r>
-        <w:t>...</w:t>
-      </w:r>
-    </w:p>
-    <w:p/>
+      <w:pPr>
+        <w:rPr>
+          <w:lang w:val="en-US"/>
+        </w:rPr>
+      </w:pPr>
+      <w:r>
+        <w:rPr>
+          <w:lang w:val="en-US"/>
+        </w:rPr>
+        <w:t>Primärer Cloud-Anbieter: Microsoft 365 / SharePoint Online / OneDrive for Business</w:t>
+      </w:r>
+      <w:r>
+        <w:rPr>
+          <w:lang w:val="en-US"/>
+        </w:rPr>
+        <w:br/>
+        <w:t>Betreiber: Microsoft Ireland Operations Limited</w:t>
+      </w:r>
+      <w:r>
+        <w:rPr>
+          <w:lang w:val="en-US"/>
+        </w:rPr>
+        <w:br/>
+        <w:t>One Microsoft Place, South County Business Park, Leopardstown, Dublin 18, Irland</w:t>
+      </w:r>
+      <w:r>
+        <w:rPr>
+          <w:lang w:val="en-US"/>
+        </w:rPr>
+        <w:br/>
+        <w:t>Support-Portal: https://admin.microsoft.com → Support</w:t>
+      </w:r>
+      <w:r>
+        <w:rPr>
+          <w:lang w:val="en-US"/>
+        </w:rPr>
+        <w:br/>
+        <w:t>Support-Telefon (DE): +49 800 664 5560 (kostenlos)</w:t>
+      </w:r>
+      <w:r>
+        <w:rPr>
+          <w:lang w:val="en-US"/>
+        </w:rPr>
+        <w:br/>
+        <w:t>Technischer Ansprechpartner: MSP Partner / Managed Service Provider</w:t>
+      </w:r>
+      <w:r>
+        <w:rPr>
+          <w:lang w:val="en-US"/>
+        </w:rPr>
+        <w:br/>
+        <w:t>SLA: 99,9 % Verfügbarkeit | Dokumentation: https://www.microsoft.com/licensing/docs</w:t>
+      </w:r>
+    </w:p>
+    <w:p>
+      <w:pPr>
+        <w:rPr>
+          <w:lang w:val="en-US"/>
+        </w:rPr>
+      </w:pPr>
+    </w:p>
     <w:p>
       <w:pPr>
         <w:pStyle w:val="berschrift4"/>
@@ -15440,7 +15768,24 @@
     </w:p>
     <w:p>
       <w:r>
-        <w:t>...</w:t>
+        <w:lastRenderedPageBreak/>
+        <w:t>Optionen bei Ausfall von Arbeitsgeräten:</w:t>
+      </w:r>
+      <w:r>
+        <w:br/>
+        <w:t>1. Privatgeräte (BYOD): Zugriff auf M365 über Browser (outlook.office.com, teams.microsoft.com)</w:t>
+      </w:r>
+      <w:r>
+        <w:br/>
+        <w:t xml:space="preserve">   → Kein VPN erforderlich, nur Internetanschluss und Entra ID Anmeldung</w:t>
+      </w:r>
+      <w:r>
+        <w:br/>
+        <w:t>2. Leihgeräte vom IT-Dienstleister: [Dienstleister-Kontakt eintragen]</w:t>
+      </w:r>
+      <w:r>
+        <w:br/>
+        <w:t>3. Microsoft 365 Admin-Aufgaben: Zugriff über Smartphone (Authenticator + Browser)</w:t>
       </w:r>
     </w:p>
     <w:p/>
@@ -15448,7 +15793,7 @@
       <w:pPr>
         <w:pStyle w:val="berschrift3"/>
       </w:pPr>
-      <w:bookmarkStart w:id="54" w:name="_Toc232344705"/>
+      <w:bookmarkStart w:id="54" w:name="_Toc232346866"/>
       <w:r>
         <w:t>Produktion</w:t>
       </w:r>
@@ -15461,7 +15806,11 @@
     </w:p>
     <w:p>
       <w:r>
-        <w:t>...</w:t>
+        <w:rPr>
+          <w:i/>
+          <w:color w:val="808080"/>
+        </w:rPr>
+        <w:t>Nicht anwendbar – kein produzierendes Unternehmen / keine industrielle Fertigung.</w:t>
       </w:r>
     </w:p>
     <w:p/>
@@ -15478,7 +15827,7 @@
       <w:pPr>
         <w:pStyle w:val="berschrift2"/>
       </w:pPr>
-      <w:bookmarkStart w:id="55" w:name="_Toc232344706"/>
+      <w:bookmarkStart w:id="55" w:name="_Toc232346867"/>
       <w:r>
         <w:t xml:space="preserve">Wiederanlauf / Wiederherstellung </w:t>
       </w:r>
@@ -15501,7 +15850,78 @@
         <w:spacing w:after="200"/>
       </w:pPr>
       <w:r>
-        <w:t>...</w:t>
+        <w:t>Wiederanlauf Standard-Arbeitsplatz für SharePoint Online / OneDrive for Business:</w:t>
+      </w:r>
+      <w:r>
+        <w:br/>
+      </w:r>
+      <w:r>
+        <w:br/>
+        <w:t>Voraussetzungen:</w:t>
+      </w:r>
+      <w:r>
+        <w:br/>
+        <w:t>• Internetverbindung am Arbeitsplatz</w:t>
+      </w:r>
+      <w:r>
+        <w:br/>
+        <w:t>• Gültiges Microsoft 365 Benutzerkonto mit aktiver MFA</w:t>
+      </w:r>
+      <w:r>
+        <w:br/>
+      </w:r>
+      <w:r>
+        <w:br/>
+        <w:t>Schritt 1: Dienststatus prüfen</w:t>
+      </w:r>
+      <w:r>
+        <w:br/>
+        <w:t xml:space="preserve">   https://admin.microsoft.com → Integrität → Dienststatus → SharePoint Online / OneDrive</w:t>
+      </w:r>
+      <w:r>
+        <w:br/>
+      </w:r>
+      <w:r>
+        <w:br/>
+        <w:t>Schritt 2: Alternativer Zugang testen</w:t>
+      </w:r>
+      <w:r>
+        <w:br/>
+        <w:t xml:space="preserve">   SharePoint Web: https://[tenant].sharepoint.com</w:t>
+      </w:r>
+      <w:r>
+        <w:br/>
+        <w:t xml:space="preserve">   OneDrive Web: https://[tenant]-my.sharepoint.com</w:t>
+      </w:r>
+      <w:r>
+        <w:br/>
+      </w:r>
+      <w:r>
+        <w:br/>
+        <w:t>Schritt 3: Zugriffsberechtigung prüfen</w:t>
+      </w:r>
+      <w:r>
+        <w:br/>
+        <w:t xml:space="preserve">   Falls Fehler '403 Forbidden': SharePoint Admin Center → Zugriffssteuerung prüfen</w:t>
+      </w:r>
+      <w:r>
+        <w:br/>
+        <w:t xml:space="preserve">   Entra ID: Conditional Access Richtlinien prüfen</w:t>
+      </w:r>
+      <w:r>
+        <w:br/>
+      </w:r>
+      <w:r>
+        <w:br/>
+        <w:t>Schritt 4: Lokaler Sync-Client</w:t>
+      </w:r>
+      <w:r>
+        <w:br/>
+        <w:t xml:space="preserve">   OneDrive Desktop-App: Synchronisationsstatus prüfen</w:t>
+      </w:r>
+      <w:r>
+        <w:br/>
+        <w:t xml:space="preserve">   Bei Sync-Fehler: OneDrive-App neu starten oder Cache leeren</w:t>
       </w:r>
     </w:p>
     <w:p/>
@@ -15509,27 +15929,53 @@
     <w:p>
       <w:r>
         <w:t>Detaillierte Schritt-für-Schritt-Anleitung für den SharePoint / OneDrive Ransomware- &amp; Datenverlust-Vorfall:</w:t>
+      </w:r>
+      <w:r>
         <w:br/>
+      </w:r>
+      <w:r>
         <w:br/>
         <w:t>Phase 1: Erkennung &amp; Erstbewertung</w:t>
+      </w:r>
+      <w:r>
         <w:br/>
         <w:t>1. Alarmierung prüfen: In 'Microsoft Defender for Cloud Apps' oder 'Microsoft Purview' nach Anomalien wie 'Massive Dateilöschung' oder 'Ungewöhnlich hohe Dateifreigabe-Aktivität' suchen.</w:t>
+      </w:r>
+      <w:r>
         <w:br/>
         <w:t>2. Befallene Bibliotheken lokalisieren: Ermitteln, welche SharePoint-Seiten oder OneDrive-Ordner verschlüsselte Dateien (z. B. mit Endungen wie '.locked') enthalten und welches Benutzerkonto die Synchronisation durchgeführt hat.</w:t>
+      </w:r>
+      <w:r>
         <w:br/>
+      </w:r>
+      <w:r>
         <w:br/>
         <w:t>Phase 2: Sofortige Eindämmung (Containment)</w:t>
+      </w:r>
+      <w:r>
         <w:br/>
         <w:t>1. OneDrive-Synchronisation stoppen: Das betroffene Benutzerkonto, von dem die verschlüsselten Dateien synchronisiert wurden, in Entra ID sofort sperren und die Sitzungen beenden.</w:t>
+      </w:r>
+      <w:r>
         <w:br/>
         <w:t>2. Conditional Access erzwingen: OneDrive-Sync-Zugriffe temporär über eine Conditional Access Policy für alle Benutzer im Lesemodus sperren, um eine weitere Verbreitung auf andere Systeme zu verhindern.</w:t>
+      </w:r>
+      <w:r>
         <w:br/>
+      </w:r>
+      <w:r>
         <w:br/>
         <w:t>Phase 3: Wiederherstellung (Recovery)</w:t>
+      </w:r>
+      <w:r>
         <w:br/>
         <w:t>1. Zeitpunkt ermitteln: Den genauen Zeitpunkt ermitteln, an dem die Verschlüsselung oder Löschung begonnen hat (ersichtlich in den Dateiversionen oder im Audit Log).</w:t>
+      </w:r>
+      <w:r>
         <w:br/>
         <w:t>2. Bibliothek wiederherstellen ('Restore this library'): Zur betroffenen SharePoint-Dokumentenbibliothek navigieren. Auf das Zahnrad (Einstellungen) klicken und 'Restore this library' auswählen. Den Schieberegler auf den Tag/die Uhrzeit unmittelbar vor dem Vorfall ziehen und die Wiederherstellung starten.</w:t>
+      </w:r>
+      <w:r>
         <w:br/>
         <w:t>3. Microsoft Tenant-Restore (Notfall-Eskalation): Wenn ganze Sites unwiderruflich gelöscht wurden: Über das Admin-Portal ein Ticket mit hoher Priorität bei Microsoft eröffnen. Microsoft bewahrt Backups standardmäßig 14 Tage lang auf und kann eine vollständige Site-Wiederherstellung durchführen.</w:t>
       </w:r>
@@ -15538,9 +15984,12 @@
       <w:pPr>
         <w:pStyle w:val="berschrift2"/>
       </w:pPr>
-      <w:r>
+      <w:bookmarkStart w:id="56" w:name="_Toc232346868"/>
+      <w:r>
+        <w:lastRenderedPageBreak/>
         <w:t>Wiederanlauf / Wiederherstellung IT-Service "Dokumentenablage &amp; Kollaboration (SharePoint Online)"</w:t>
       </w:r>
+      <w:bookmarkEnd w:id="56"/>
     </w:p>
     <w:p>
       <w:r>
@@ -16152,7 +16601,7 @@
       <w:pPr>
         <w:pStyle w:val="berschrift1"/>
       </w:pPr>
-      <w:bookmarkStart w:id="57" w:name="_Toc232344708"/>
+      <w:bookmarkStart w:id="57" w:name="_Toc232346869"/>
       <w:r>
         <w:t>Verzeichnisse</w:t>
       </w:r>
@@ -16162,7 +16611,7 @@
       <w:pPr>
         <w:pStyle w:val="berschrift2"/>
       </w:pPr>
-      <w:bookmarkStart w:id="58" w:name="_Toc232344709"/>
+      <w:bookmarkStart w:id="58" w:name="_Toc232346870"/>
       <w:r>
         <w:t>Kontaktdaten</w:t>
       </w:r>
@@ -16187,7 +16636,7 @@
       <w:pPr>
         <w:pStyle w:val="berschrift3"/>
       </w:pPr>
-      <w:bookmarkStart w:id="59" w:name="_Toc232344710"/>
+      <w:bookmarkStart w:id="59" w:name="_Toc232346871"/>
       <w:r>
         <w:t>Intern</w:t>
       </w:r>
@@ -16457,7 +16906,7 @@
       <w:pPr>
         <w:pStyle w:val="berschrift3"/>
       </w:pPr>
-      <w:bookmarkStart w:id="60" w:name="_Toc232344711"/>
+      <w:bookmarkStart w:id="60" w:name="_Toc232346872"/>
       <w:r>
         <w:t>Dienstleister</w:t>
       </w:r>
@@ -16528,7 +16977,11 @@
         </w:numPr>
       </w:pPr>
       <w:r>
-        <w:t>Klimaanlage Server-Raum</w:t>
+        <w:rPr>
+          <w:i/>
+          <w:color w:val="808080"/>
+        </w:rPr>
+        <w:t>Klimaanlage Server-Raum: Nicht anwendbar</w:t>
       </w:r>
     </w:p>
     <w:p>
@@ -16540,7 +16993,11 @@
         </w:numPr>
       </w:pPr>
       <w:r>
-        <w:t>Produktionssteuerung</w:t>
+        <w:rPr>
+          <w:i/>
+          <w:color w:val="808080"/>
+        </w:rPr>
+        <w:t>Produktionssteuerung: Nicht anwendbar</w:t>
       </w:r>
     </w:p>
     <w:p>
@@ -16631,93 +17088,242 @@
     </w:p>
     <w:p/>
     <w:p>
-      <w:r>
+      <w:pPr>
+        <w:rPr>
+          <w:lang w:val="en-US"/>
+        </w:rPr>
+      </w:pPr>
+      <w:r>
+        <w:rPr>
+          <w:lang w:val="en-US"/>
+        </w:rPr>
         <w:t>Name</w:t>
       </w:r>
       <w:r>
+        <w:rPr>
+          <w:lang w:val="en-US"/>
+        </w:rPr>
         <w:tab/>
       </w:r>
     </w:p>
     <w:p>
-      <w:r>
+      <w:pPr>
+        <w:rPr>
+          <w:lang w:val="en-US"/>
+        </w:rPr>
+      </w:pPr>
+      <w:r>
+        <w:rPr>
+          <w:lang w:val="en-US"/>
+        </w:rPr>
         <w:t>Notruf</w:t>
       </w:r>
       <w:r>
+        <w:rPr>
+          <w:lang w:val="en-US"/>
+        </w:rPr>
         <w:tab/>
       </w:r>
     </w:p>
     <w:p>
-      <w:r>
+      <w:pPr>
+        <w:rPr>
+          <w:lang w:val="en-US"/>
+        </w:rPr>
+      </w:pPr>
+      <w:r>
+        <w:rPr>
+          <w:lang w:val="en-US"/>
+        </w:rPr>
         <w:t>Telefon</w:t>
       </w:r>
       <w:r>
+        <w:rPr>
+          <w:lang w:val="en-US"/>
+        </w:rPr>
         <w:tab/>
       </w:r>
     </w:p>
     <w:p>
-      <w:r>
+      <w:pPr>
+        <w:rPr>
+          <w:lang w:val="en-US"/>
+        </w:rPr>
+      </w:pPr>
+      <w:r>
+        <w:rPr>
+          <w:lang w:val="en-US"/>
+        </w:rPr>
         <w:t>Mail</w:t>
       </w:r>
       <w:r>
+        <w:rPr>
+          <w:lang w:val="en-US"/>
+        </w:rPr>
         <w:tab/>
       </w:r>
     </w:p>
     <w:p>
-      <w:r>
+      <w:pPr>
+        <w:rPr>
+          <w:lang w:val="en-US"/>
+        </w:rPr>
+      </w:pPr>
+      <w:r>
+        <w:rPr>
+          <w:lang w:val="en-US"/>
+        </w:rPr>
         <w:t>Web</w:t>
       </w:r>
     </w:p>
-    <w:p/>
-    <w:p>
-      <w:r>
+    <w:p>
+      <w:pPr>
+        <w:rPr>
+          <w:lang w:val="en-US"/>
+        </w:rPr>
+      </w:pPr>
+    </w:p>
+    <w:p>
+      <w:pPr>
+        <w:rPr>
+          <w:lang w:val="en-US"/>
+        </w:rPr>
+      </w:pPr>
+      <w:r>
+        <w:rPr>
+          <w:lang w:val="en-US"/>
+        </w:rPr>
         <w:lastRenderedPageBreak/>
         <w:t>Name</w:t>
       </w:r>
       <w:r>
+        <w:rPr>
+          <w:lang w:val="en-US"/>
+        </w:rPr>
         <w:tab/>
       </w:r>
     </w:p>
     <w:p>
-      <w:r>
+      <w:pPr>
+        <w:rPr>
+          <w:lang w:val="en-US"/>
+        </w:rPr>
+      </w:pPr>
+      <w:r>
+        <w:rPr>
+          <w:lang w:val="en-US"/>
+        </w:rPr>
         <w:t>Notruf</w:t>
       </w:r>
       <w:r>
+        <w:rPr>
+          <w:lang w:val="en-US"/>
+        </w:rPr>
         <w:tab/>
       </w:r>
     </w:p>
     <w:p>
-      <w:r>
+      <w:pPr>
+        <w:rPr>
+          <w:lang w:val="en-US"/>
+        </w:rPr>
+      </w:pPr>
+      <w:r>
+        <w:rPr>
+          <w:lang w:val="en-US"/>
+        </w:rPr>
         <w:t>Telefon</w:t>
       </w:r>
       <w:r>
+        <w:rPr>
+          <w:lang w:val="en-US"/>
+        </w:rPr>
         <w:tab/>
       </w:r>
     </w:p>
     <w:p>
-      <w:r>
+      <w:pPr>
+        <w:rPr>
+          <w:lang w:val="en-US"/>
+        </w:rPr>
+      </w:pPr>
+      <w:r>
+        <w:rPr>
+          <w:lang w:val="en-US"/>
+        </w:rPr>
         <w:t>Mail</w:t>
       </w:r>
       <w:r>
+        <w:rPr>
+          <w:lang w:val="en-US"/>
+        </w:rPr>
         <w:tab/>
       </w:r>
     </w:p>
     <w:p>
-      <w:r>
+      <w:pPr>
+        <w:rPr>
+          <w:lang w:val="en-US"/>
+        </w:rPr>
+      </w:pPr>
+      <w:r>
+        <w:rPr>
+          <w:lang w:val="en-US"/>
+        </w:rPr>
         <w:t>Web</w:t>
       </w:r>
     </w:p>
-    <w:p/>
-    <w:p>
-      <w:r>
+    <w:p>
+      <w:pPr>
+        <w:rPr>
+          <w:lang w:val="en-US"/>
+        </w:rPr>
+      </w:pPr>
+    </w:p>
+    <w:p>
+      <w:pPr>
+        <w:rPr>
+          <w:lang w:val="en-US"/>
+        </w:rPr>
+      </w:pPr>
+      <w:r>
+        <w:rPr>
+          <w:lang w:val="en-US"/>
+        </w:rPr>
         <w:t>Cloud-Provider (Dokumentenablage):</w:t>
+      </w:r>
+      <w:r>
+        <w:rPr>
+          <w:lang w:val="en-US"/>
+        </w:rPr>
         <w:br/>
         <w:t>Microsoft Ireland Operations Limited</w:t>
+      </w:r>
+      <w:r>
+        <w:rPr>
+          <w:lang w:val="en-US"/>
+        </w:rPr>
         <w:br/>
         <w:t>One Microsoft Place, South County Business Park, Leopardstown, Dublin 18, D18 P521, Irland</w:t>
+      </w:r>
+      <w:r>
+        <w:rPr>
+          <w:lang w:val="en-US"/>
+        </w:rPr>
         <w:br/>
         <w:t>Support: Microsoft 365 Admin Portal / Enterprise Premier Support</w:t>
+      </w:r>
+      <w:r>
+        <w:rPr>
+          <w:lang w:val="en-US"/>
+        </w:rPr>
         <w:br/>
         <w:t>Notfall-Hotline: +353 1 295 3826</w:t>
+      </w:r>
+      <w:r>
+        <w:rPr>
+          <w:lang w:val="en-US"/>
+        </w:rPr>
         <w:br/>
       </w:r>
     </w:p>
@@ -16889,10 +17495,10 @@
       </w:pPr>
       <w:r>
         <w:rPr>
-          <w:b/>
-          <w:bCs/>
+          <w:i/>
+          <w:color w:val="808080"/>
         </w:rPr>
-        <w:t>Wasser</w:t>
+        <w:t>Wasser: Nicht anwendbar – keine eigene Infrastruktur, die von Versorgungsleitungen abhängig ist.</w:t>
       </w:r>
     </w:p>
     <w:p>
@@ -16937,163 +17543,40 @@
       </w:pPr>
       <w:r>
         <w:rPr>
-          <w:b/>
-          <w:bCs/>
-        </w:rPr>
-        <w:t>Abwasser</w:t>
-      </w:r>
-    </w:p>
-    <w:p>
-      <w:r>
-        <w:t>Name</w:t>
-      </w:r>
-      <w:r>
-        <w:tab/>
-      </w:r>
-    </w:p>
-    <w:p>
-      <w:r>
-        <w:t>Notruf</w:t>
-      </w:r>
-      <w:r>
-        <w:tab/>
-      </w:r>
-    </w:p>
-    <w:p>
-      <w:r>
-        <w:t>Telefon</w:t>
-      </w:r>
-      <w:r>
-        <w:tab/>
-      </w:r>
-    </w:p>
-    <w:p>
-      <w:pPr>
-        <w:rPr>
-          <w:lang w:val="en-US"/>
-        </w:rPr>
-      </w:pPr>
-      <w:r>
-        <w:rPr>
-          <w:lang w:val="en-US"/>
-        </w:rPr>
-        <w:t>Mail</w:t>
-      </w:r>
-      <w:r>
-        <w:rPr>
-          <w:lang w:val="en-US"/>
-        </w:rPr>
-        <w:tab/>
-      </w:r>
-    </w:p>
-    <w:p>
-      <w:pPr>
-        <w:rPr>
-          <w:lang w:val="en-US"/>
-        </w:rPr>
-      </w:pPr>
-    </w:p>
-    <w:p>
-      <w:pPr>
-        <w:rPr>
-          <w:b/>
-          <w:bCs/>
-          <w:lang w:val="en-US"/>
-        </w:rPr>
-      </w:pPr>
-      <w:r>
-        <w:rPr>
-          <w:b/>
-          <w:bCs/>
-          <w:lang w:val="en-US"/>
+          <w:i/>
+          <w:color w:val="808080"/>
         </w:rPr>
         <w:lastRenderedPageBreak/>
-        <w:t>Gas</w:t>
-      </w:r>
-    </w:p>
-    <w:p>
-      <w:pPr>
-        <w:rPr>
-          <w:lang w:val="en-US"/>
-        </w:rPr>
-      </w:pPr>
-      <w:r>
-        <w:rPr>
-          <w:lang w:val="en-US"/>
-        </w:rPr>
+        <w:t>Abwasser: Nicht anwendbar – keine eigene Infrastruktur, die von Versorgungsleitungen abhängig ist.</w:t>
+      </w:r>
+    </w:p>
+    <w:p>
+      <w:r>
         <w:t>Name</w:t>
       </w:r>
       <w:r>
-        <w:rPr>
-          <w:lang w:val="en-US"/>
-        </w:rPr>
         <w:tab/>
       </w:r>
     </w:p>
     <w:p>
-      <w:pPr>
-        <w:rPr>
-          <w:lang w:val="en-US"/>
-        </w:rPr>
-      </w:pPr>
-      <w:proofErr w:type="spellStart"/>
-      <w:r>
-        <w:rPr>
-          <w:lang w:val="en-US"/>
-        </w:rPr>
+      <w:r>
         <w:t>Notruf</w:t>
       </w:r>
-      <w:proofErr w:type="spellEnd"/>
-      <w:r>
-        <w:rPr>
-          <w:lang w:val="en-US"/>
-        </w:rPr>
+      <w:r>
         <w:tab/>
       </w:r>
     </w:p>
     <w:p>
-      <w:pPr>
-        <w:rPr>
-          <w:lang w:val="en-US"/>
-        </w:rPr>
-      </w:pPr>
-      <w:proofErr w:type="spellStart"/>
-      <w:r>
-        <w:rPr>
-          <w:lang w:val="en-US"/>
-        </w:rPr>
+      <w:r>
         <w:t>Telefon</w:t>
       </w:r>
-      <w:proofErr w:type="spellEnd"/>
-      <w:r>
-        <w:rPr>
-          <w:lang w:val="en-US"/>
-        </w:rPr>
+      <w:r>
         <w:tab/>
       </w:r>
     </w:p>
     <w:p>
-      <w:pPr>
-        <w:rPr>
-          <w:lang w:val="en-US"/>
-        </w:rPr>
-      </w:pPr>
-      <w:r>
-        <w:rPr>
-          <w:lang w:val="en-US"/>
-        </w:rPr>
+      <w:r>
         <w:t>Mail</w:t>
-      </w:r>
-      <w:r>
-        <w:rPr>
-          <w:lang w:val="en-US"/>
-        </w:rPr>
-        <w:tab/>
-      </w:r>
-    </w:p>
-    <w:p>
-      <w:r>
-        <w:t>Website</w:t>
       </w:r>
       <w:r>
         <w:tab/>
@@ -17109,10 +17592,66 @@
       </w:pPr>
       <w:r>
         <w:rPr>
+          <w:i/>
+          <w:color w:val="808080"/>
+        </w:rPr>
+        <w:t>Gas: Nicht anwendbar – keine eigene Infrastruktur, die von Versorgungsleitungen abhängig ist.</w:t>
+      </w:r>
+    </w:p>
+    <w:p>
+      <w:r>
+        <w:t>Name</w:t>
+      </w:r>
+      <w:r>
+        <w:tab/>
+      </w:r>
+    </w:p>
+    <w:p>
+      <w:r>
+        <w:t>Notruf</w:t>
+      </w:r>
+      <w:r>
+        <w:tab/>
+      </w:r>
+    </w:p>
+    <w:p>
+      <w:r>
+        <w:t>Telefon</w:t>
+      </w:r>
+      <w:r>
+        <w:tab/>
+      </w:r>
+    </w:p>
+    <w:p>
+      <w:r>
+        <w:t>Mail</w:t>
+      </w:r>
+      <w:r>
+        <w:tab/>
+      </w:r>
+    </w:p>
+    <w:p>
+      <w:r>
+        <w:t>Website</w:t>
+      </w:r>
+      <w:r>
+        <w:tab/>
+      </w:r>
+    </w:p>
+    <w:p/>
+    <w:p>
+      <w:pPr>
+        <w:rPr>
           <w:b/>
           <w:bCs/>
         </w:rPr>
-        <w:t>Sonstige (z.B. technische Gase)</w:t>
+      </w:pPr>
+      <w:r>
+        <w:rPr>
+          <w:i/>
+          <w:color w:val="808080"/>
+        </w:rPr>
+        <w:t>Sonstige (z.B. technische Gase): Nicht anwendbar – keine eigene Infrastruktur, die von Versorgungsleitungen abhängig ist.</w:t>
       </w:r>
     </w:p>
     <w:p>
@@ -17163,7 +17702,7 @@
       <w:pPr>
         <w:pStyle w:val="berschrift3"/>
       </w:pPr>
-      <w:bookmarkStart w:id="61" w:name="_Toc232344712"/>
+      <w:bookmarkStart w:id="61" w:name="_Toc232346873"/>
       <w:r>
         <w:t>Behörden</w:t>
       </w:r>
@@ -17200,7 +17739,15 @@
     </w:p>
     <w:p>
       <w:r>
-        <w:t>...</w:t>
+        <w:t>Örtliche Polizei: Notruf 110</w:t>
+      </w:r>
+      <w:r>
+        <w:br/>
+        <w:t>Zentrale Ansprechstellen Cybercrime (ZAC):</w:t>
+      </w:r>
+      <w:r>
+        <w:br/>
+        <w:t>https://www.allianz-fuer-cybersicherheit.de/ACS/DE/Meldestelle/Polizeikontakt/ZACkontakt/zackontakt.html</w:t>
       </w:r>
     </w:p>
     <w:p/>
@@ -17264,6 +17811,7 @@
     </w:p>
     <w:p>
       <w:r>
+        <w:lastRenderedPageBreak/>
         <w:t>Website</w:t>
       </w:r>
     </w:p>
@@ -17298,10 +17846,60 @@
     </w:p>
     <w:p>
       <w:r>
+        <w:rPr>
+          <w:i/>
+          <w:color w:val="808080"/>
+        </w:rPr>
+        <w:t>Nicht anwendbar</w:t>
+      </w:r>
+    </w:p>
+    <w:p>
+      <w:r>
+        <w:rPr>
+          <w:i/>
+          <w:color w:val="808080"/>
+        </w:rPr>
+        <w:t>Nicht anwendbar</w:t>
+      </w:r>
+    </w:p>
+    <w:p>
+      <w:pPr>
+        <w:spacing w:after="200"/>
+      </w:pPr>
+    </w:p>
+    <w:p>
+      <w:pPr>
+        <w:pStyle w:val="berschrift4"/>
+      </w:pPr>
+      <w:r>
+        <w:t>Rathaus, Ordnungsamt</w:t>
+      </w:r>
+    </w:p>
+    <w:p>
+      <w:r>
+        <w:t>Name</w:t>
+      </w:r>
+      <w:r>
+        <w:tab/>
+      </w:r>
+    </w:p>
+    <w:p>
+      <w:r>
+        <w:t>Telefon</w:t>
+      </w:r>
+      <w:r>
+        <w:tab/>
+      </w:r>
+    </w:p>
+    <w:p>
+      <w:r>
         <w:t>Mail</w:t>
       </w:r>
     </w:p>
     <w:p>
+      <w:pPr>
+        <w:spacing w:after="200"/>
+      </w:pPr>
       <w:r>
         <w:t>Website</w:t>
       </w:r>
@@ -17313,51 +17911,9 @@
     </w:p>
     <w:p>
       <w:pPr>
-        <w:pStyle w:val="berschrift4"/>
-      </w:pPr>
-      <w:r>
-        <w:t>Rathaus, Ordnungsamt</w:t>
-      </w:r>
-    </w:p>
-    <w:p>
-      <w:r>
-        <w:t>Name</w:t>
-      </w:r>
-      <w:r>
-        <w:tab/>
-      </w:r>
-    </w:p>
-    <w:p>
-      <w:r>
-        <w:t>Telefon</w:t>
-      </w:r>
-      <w:r>
-        <w:tab/>
-      </w:r>
-    </w:p>
-    <w:p>
-      <w:r>
-        <w:t>Mail</w:t>
-      </w:r>
-    </w:p>
-    <w:p>
-      <w:pPr>
-        <w:spacing w:after="200"/>
-      </w:pPr>
-      <w:r>
-        <w:t>Website</w:t>
-      </w:r>
-    </w:p>
-    <w:p>
-      <w:pPr>
-        <w:spacing w:after="200"/>
-      </w:pPr>
-    </w:p>
-    <w:p>
-      <w:pPr>
         <w:pStyle w:val="berschrift3"/>
       </w:pPr>
-      <w:bookmarkStart w:id="62" w:name="_Toc232344713"/>
+      <w:bookmarkStart w:id="62" w:name="_Toc232346874"/>
       <w:r>
         <w:t>Medien</w:t>
       </w:r>
@@ -17422,7 +17978,7 @@
       <w:pPr>
         <w:pStyle w:val="berschrift2"/>
       </w:pPr>
-      <w:bookmarkStart w:id="63" w:name="_Toc232344714"/>
+      <w:bookmarkStart w:id="63" w:name="_Toc232346875"/>
       <w:r>
         <w:t>IT-Umgebung</w:t>
       </w:r>
@@ -17447,7 +18003,7 @@
       <w:pPr>
         <w:pStyle w:val="berschrift3"/>
       </w:pPr>
-      <w:bookmarkStart w:id="64" w:name="_Toc232344715"/>
+      <w:bookmarkStart w:id="64" w:name="_Toc232346876"/>
       <w:r>
         <w:t>Standorte / Niederlassungen</w:t>
       </w:r>
@@ -17462,9 +18018,15 @@
     <w:p>
       <w:pPr>
         <w:pStyle w:val="berschrift4"/>
-      </w:pPr>
-      <w:r>
-        <w:t>Standort 1: ...</w:t>
+        <w:rPr>
+          <w:lang w:val="en-US"/>
+        </w:rPr>
+      </w:pPr>
+      <w:r>
+        <w:rPr>
+          <w:lang w:val="en-US"/>
+        </w:rPr>
+        <w:t>Standort 1: Hauptbüro (Home Office / Remote-first)</w:t>
       </w:r>
     </w:p>
     <w:p>
@@ -17474,7 +18036,7 @@
     </w:p>
     <w:p>
       <w:r>
-        <w:t xml:space="preserve">Funktionen: </w:t>
+        <w:t>Funktionen:</w:t>
       </w:r>
       <w:r>
         <w:tab/>
@@ -17484,7 +18046,7 @@
       </w:r>
       <w:r>
         <w:tab/>
-        <w:t>... (z.B. Verwaltung, Produktion)</w:t>
+        <w:t>Verwaltung, IT-Betrieb (vollständig remote/cloud-basiert)</w:t>
       </w:r>
     </w:p>
     <w:p>
@@ -17493,7 +18055,7 @@
       </w:r>
       <w:r>
         <w:tab/>
-        <w:t>... (z.B. Rechenzentrum, Dateiserver)</w:t>
+        <w:t>Arbeitsplatz-Laptops, Internetrouter. Kein lokaler Server – alle Dienste in Microsoft 365 Cloud.</w:t>
       </w:r>
     </w:p>
     <w:p>
@@ -17508,49 +18070,40 @@
       </w:r>
       <w:r>
         <w:tab/>
-      </w:r>
-      <w:r>
-        <w:sym w:font="Wingdings" w:char="F0E0"/>
-      </w:r>
-      <w:r>
-        <w:t xml:space="preserve"> Anhang</w:t>
-      </w:r>
-    </w:p>
-    <w:p>
-      <w:r>
+        <w:t xml:space="preserve"> Nicht anwendbar – Remote-first Betrieb / kein eigenes Gebäude.</w:t>
+      </w:r>
+    </w:p>
+    <w:p>
+      <w:r>
+        <w:rPr>
+          <w:i/>
+          <w:color w:val="808080"/>
+        </w:rPr>
         <w:t>Plan Verkabelung:</w:t>
       </w:r>
       <w:r>
+        <w:rPr>
+          <w:i/>
+          <w:color w:val="808080"/>
+        </w:rPr>
         <w:tab/>
       </w:r>
       <w:r>
+        <w:rPr>
+          <w:i/>
+          <w:color w:val="808080"/>
+        </w:rPr>
         <w:tab/>
-      </w:r>
-      <w:r>
-        <w:sym w:font="Wingdings" w:char="F0E0"/>
-      </w:r>
-      <w:r>
-        <w:t xml:space="preserve"> Anhang</w:t>
-      </w:r>
-    </w:p>
-    <w:p>
-      <w:r>
-        <w:t>Plan Serverraum:</w:t>
-      </w:r>
-      <w:r>
-        <w:tab/>
-      </w:r>
-      <w:r>
-        <w:tab/>
-      </w:r>
-      <w:r>
-        <w:tab/>
-      </w:r>
-      <w:r>
-        <w:sym w:font="Wingdings" w:char="F0E0"/>
-      </w:r>
-      <w:r>
-        <w:t xml:space="preserve"> Anhang</w:t>
+        <w:t xml:space="preserve"> Nicht anwendbar – keine eigene physische Netzwerkinfrastruktur.</w:t>
+      </w:r>
+    </w:p>
+    <w:p>
+      <w:r>
+        <w:rPr>
+          <w:i/>
+          <w:color w:val="808080"/>
+        </w:rPr>
+        <w:t>Plan Serverraum: Nicht anwendbar – kein eigener Serverraum vorhanden.</w:t>
       </w:r>
     </w:p>
     <w:p/>
@@ -17559,7 +18112,11 @@
         <w:pStyle w:val="berschrift4"/>
       </w:pPr>
       <w:r>
-        <w:t>Standort 2: ...</w:t>
+        <w:rPr>
+          <w:i/>
+          <w:color w:val="808080"/>
+        </w:rPr>
+        <w:t>Standort 2: Nicht anwendbar – kein zweiter Standort</w:t>
       </w:r>
     </w:p>
     <w:p/>
@@ -17569,7 +18126,7 @@
       <w:pPr>
         <w:pStyle w:val="berschrift3"/>
       </w:pPr>
-      <w:bookmarkStart w:id="65" w:name="_Toc232344716"/>
+      <w:bookmarkStart w:id="65" w:name="_Toc232346877"/>
       <w:r>
         <w:t>IT-Infrastruktur</w:t>
       </w:r>
@@ -17631,7 +18188,7 @@
       </w:r>
       <w:r>
         <w:tab/>
-        <w:t>...</w:t>
+        <w:t>Siehe ISP-Vertrag (bitte aktuellen Internet-Provider eintragen)</w:t>
       </w:r>
     </w:p>
     <w:p>
@@ -17655,7 +18212,7 @@
       <w:pPr>
         <w:pStyle w:val="berschrift3"/>
       </w:pPr>
-      <w:bookmarkStart w:id="66" w:name="_Toc232344717"/>
+      <w:bookmarkStart w:id="66" w:name="_Toc232346878"/>
       <w:r>
         <w:t>Anwendungen und Services</w:t>
       </w:r>
@@ -17685,7 +18242,7 @@
       <w:pPr>
         <w:pStyle w:val="berschrift2"/>
       </w:pPr>
-      <w:bookmarkStart w:id="67" w:name="_Toc232344718"/>
+      <w:bookmarkStart w:id="67" w:name="_Toc232346879"/>
       <w:r>
         <w:t>Weitere Verzeichnisse</w:t>
       </w:r>
@@ -17723,7 +18280,11 @@
         </w:numPr>
       </w:pPr>
       <w:r>
-        <w:t>Verkabelungspläne</w:t>
+        <w:rPr>
+          <w:i/>
+          <w:color w:val="808080"/>
+        </w:rPr>
+        <w:t>Verkabelungspläne: Nicht anwendbar</w:t>
       </w:r>
     </w:p>
     <w:p>
@@ -17735,7 +18296,11 @@
         </w:numPr>
       </w:pPr>
       <w:r>
-        <w:t>Plan Serverraum</w:t>
+        <w:rPr>
+          <w:i/>
+          <w:color w:val="808080"/>
+        </w:rPr>
+        <w:t>Plan Serverraum: Nicht anwendbar</w:t>
       </w:r>
     </w:p>
     <w:sectPr>
